--- a/lab2ceg3156/Lab2_Report_Group_A0X-3.docx
+++ b/lab2ceg3156/Lab2_Report_Group_A0X-3.docx
@@ -17,7 +17,7 @@
           <w:lang w:val="en-CA"/>
         </w:rPr>
       </w:pPr>
-      <w:bookmarkStart w:id="0" w:name="_Toc224766051"/>
+      <w:bookmarkStart w:id="0" w:name="_Toc224766502"/>
       <w:r>
         <w:rPr>
           <w:rFonts w:ascii="Arial" w:eastAsia="宋体" w:hAnsi="Arial" w:cs="Arial"/>
@@ -540,7 +540,7 @@
           <w:noProof/>
         </w:rPr>
         <w:drawing>
-          <wp:anchor distT="0" distB="0" distL="114300" distR="114300" simplePos="0" relativeHeight="251660288" behindDoc="0" locked="0" layoutInCell="1" allowOverlap="1" wp14:anchorId="2AF86803" wp14:editId="16BAFB15">
+          <wp:anchor distT="0" distB="0" distL="114300" distR="114300" simplePos="0" relativeHeight="251659264" behindDoc="0" locked="0" layoutInCell="1" allowOverlap="1" wp14:anchorId="2AF86803" wp14:editId="16BAFB15">
             <wp:simplePos x="0" y="0"/>
             <wp:positionH relativeFrom="column">
               <wp:posOffset>2781659</wp:posOffset>
@@ -830,7 +830,7 @@
             </w:rPr>
             <w:fldChar w:fldCharType="separate"/>
           </w:r>
-          <w:hyperlink w:anchor="_Toc224766051" w:history="1">
+          <w:hyperlink w:anchor="_Toc224766502" w:history="1">
             <w:r>
               <w:rPr>
                 <w:rStyle w:val="aff9"/>
@@ -883,7 +883,7 @@
                 <w:noProof/>
                 <w:webHidden/>
               </w:rPr>
-              <w:instrText xml:space="preserve"> PAGEREF _Toc224766051 \h </w:instrText>
+              <w:instrText xml:space="preserve"> PAGEREF _Toc224766502 \h </w:instrText>
             </w:r>
             <w:r>
               <w:rPr>
@@ -930,7 +930,7 @@
               <w14:ligatures w14:val="standardContextual"/>
             </w:rPr>
           </w:pPr>
-          <w:hyperlink w:anchor="_Toc224766052" w:history="1">
+          <w:hyperlink w:anchor="_Toc224766503" w:history="1">
             <w:r>
               <w:rPr>
                 <w:rStyle w:val="aff9"/>
@@ -958,7 +958,7 @@
                 <w:noProof/>
                 <w:webHidden/>
               </w:rPr>
-              <w:instrText xml:space="preserve"> PAGEREF _Toc224766052 \h </w:instrText>
+              <w:instrText xml:space="preserve"> PAGEREF _Toc224766503 \h </w:instrText>
             </w:r>
             <w:r>
               <w:rPr>
@@ -1005,7 +1005,7 @@
               <w14:ligatures w14:val="standardContextual"/>
             </w:rPr>
           </w:pPr>
-          <w:hyperlink w:anchor="_Toc224766053" w:history="1">
+          <w:hyperlink w:anchor="_Toc224766504" w:history="1">
             <w:r>
               <w:rPr>
                 <w:rStyle w:val="aff9"/>
@@ -1033,7 +1033,7 @@
                 <w:noProof/>
                 <w:webHidden/>
               </w:rPr>
-              <w:instrText xml:space="preserve"> PAGEREF _Toc224766053 \h </w:instrText>
+              <w:instrText xml:space="preserve"> PAGEREF _Toc224766504 \h </w:instrText>
             </w:r>
             <w:r>
               <w:rPr>
@@ -1080,7 +1080,7 @@
               <w14:ligatures w14:val="standardContextual"/>
             </w:rPr>
           </w:pPr>
-          <w:hyperlink w:anchor="_Toc224766054" w:history="1">
+          <w:hyperlink w:anchor="_Toc224766505" w:history="1">
             <w:r>
               <w:rPr>
                 <w:rStyle w:val="aff9"/>
@@ -1108,7 +1108,7 @@
                 <w:noProof/>
                 <w:webHidden/>
               </w:rPr>
-              <w:instrText xml:space="preserve"> PAGEREF _Toc224766054 \h </w:instrText>
+              <w:instrText xml:space="preserve"> PAGEREF _Toc224766505 \h </w:instrText>
             </w:r>
             <w:r>
               <w:rPr>
@@ -1155,7 +1155,7 @@
               <w14:ligatures w14:val="standardContextual"/>
             </w:rPr>
           </w:pPr>
-          <w:hyperlink w:anchor="_Toc224766055" w:history="1">
+          <w:hyperlink w:anchor="_Toc224766506" w:history="1">
             <w:r>
               <w:rPr>
                 <w:rStyle w:val="aff9"/>
@@ -1183,7 +1183,7 @@
                 <w:noProof/>
                 <w:webHidden/>
               </w:rPr>
-              <w:instrText xml:space="preserve"> PAGEREF _Toc224766055 \h </w:instrText>
+              <w:instrText xml:space="preserve"> PAGEREF _Toc224766506 \h </w:instrText>
             </w:r>
             <w:r>
               <w:rPr>
@@ -1230,7 +1230,7 @@
               <w14:ligatures w14:val="standardContextual"/>
             </w:rPr>
           </w:pPr>
-          <w:hyperlink w:anchor="_Toc224766056" w:history="1">
+          <w:hyperlink w:anchor="_Toc224766507" w:history="1">
             <w:r>
               <w:rPr>
                 <w:rStyle w:val="aff9"/>
@@ -1258,7 +1258,7 @@
                 <w:noProof/>
                 <w:webHidden/>
               </w:rPr>
-              <w:instrText xml:space="preserve"> PAGEREF _Toc224766056 \h </w:instrText>
+              <w:instrText xml:space="preserve"> PAGEREF _Toc224766507 \h </w:instrText>
             </w:r>
             <w:r>
               <w:rPr>
@@ -1305,7 +1305,7 @@
               <w14:ligatures w14:val="standardContextual"/>
             </w:rPr>
           </w:pPr>
-          <w:hyperlink w:anchor="_Toc224766057" w:history="1">
+          <w:hyperlink w:anchor="_Toc224766508" w:history="1">
             <w:r>
               <w:rPr>
                 <w:rStyle w:val="aff9"/>
@@ -1333,7 +1333,7 @@
                 <w:noProof/>
                 <w:webHidden/>
               </w:rPr>
-              <w:instrText xml:space="preserve"> PAGEREF _Toc224766057 \h </w:instrText>
+              <w:instrText xml:space="preserve"> PAGEREF _Toc224766508 \h </w:instrText>
             </w:r>
             <w:r>
               <w:rPr>
@@ -1353,7 +1353,7 @@
                 <w:noProof/>
                 <w:webHidden/>
               </w:rPr>
-              <w:t>3</w:t>
+              <w:t>4</w:t>
             </w:r>
             <w:r>
               <w:rPr>
@@ -1380,7 +1380,7 @@
               <w14:ligatures w14:val="standardContextual"/>
             </w:rPr>
           </w:pPr>
-          <w:hyperlink w:anchor="_Toc224766058" w:history="1">
+          <w:hyperlink w:anchor="_Toc224766509" w:history="1">
             <w:r>
               <w:rPr>
                 <w:rStyle w:val="aff9"/>
@@ -1408,7 +1408,7 @@
                 <w:noProof/>
                 <w:webHidden/>
               </w:rPr>
-              <w:instrText xml:space="preserve"> PAGEREF _Toc224766058 \h </w:instrText>
+              <w:instrText xml:space="preserve"> PAGEREF _Toc224766509 \h </w:instrText>
             </w:r>
             <w:r>
               <w:rPr>
@@ -1428,7 +1428,7 @@
                 <w:noProof/>
                 <w:webHidden/>
               </w:rPr>
-              <w:t>3</w:t>
+              <w:t>4</w:t>
             </w:r>
             <w:r>
               <w:rPr>
@@ -1455,7 +1455,7 @@
               <w14:ligatures w14:val="standardContextual"/>
             </w:rPr>
           </w:pPr>
-          <w:hyperlink w:anchor="_Toc224766059" w:history="1">
+          <w:hyperlink w:anchor="_Toc224766510" w:history="1">
             <w:r>
               <w:rPr>
                 <w:rStyle w:val="aff9"/>
@@ -1483,7 +1483,7 @@
                 <w:noProof/>
                 <w:webHidden/>
               </w:rPr>
-              <w:instrText xml:space="preserve"> PAGEREF _Toc224766059 \h </w:instrText>
+              <w:instrText xml:space="preserve"> PAGEREF _Toc224766510 \h </w:instrText>
             </w:r>
             <w:r>
               <w:rPr>
@@ -1503,7 +1503,7 @@
                 <w:noProof/>
                 <w:webHidden/>
               </w:rPr>
-              <w:t>3</w:t>
+              <w:t>4</w:t>
             </w:r>
             <w:r>
               <w:rPr>
@@ -1530,7 +1530,7 @@
               <w14:ligatures w14:val="standardContextual"/>
             </w:rPr>
           </w:pPr>
-          <w:hyperlink w:anchor="_Toc224766060" w:history="1">
+          <w:hyperlink w:anchor="_Toc224766511" w:history="1">
             <w:r>
               <w:rPr>
                 <w:rStyle w:val="aff9"/>
@@ -1558,7 +1558,7 @@
                 <w:noProof/>
                 <w:webHidden/>
               </w:rPr>
-              <w:instrText xml:space="preserve"> PAGEREF _Toc224766060 \h </w:instrText>
+              <w:instrText xml:space="preserve"> PAGEREF _Toc224766511 \h </w:instrText>
             </w:r>
             <w:r>
               <w:rPr>
@@ -1578,7 +1578,7 @@
                 <w:noProof/>
                 <w:webHidden/>
               </w:rPr>
-              <w:t>3</w:t>
+              <w:t>4</w:t>
             </w:r>
             <w:r>
               <w:rPr>
@@ -1605,7 +1605,7 @@
               <w14:ligatures w14:val="standardContextual"/>
             </w:rPr>
           </w:pPr>
-          <w:hyperlink w:anchor="_Toc224766061" w:history="1">
+          <w:hyperlink w:anchor="_Toc224766512" w:history="1">
             <w:r>
               <w:rPr>
                 <w:rStyle w:val="aff9"/>
@@ -1633,7 +1633,7 @@
                 <w:noProof/>
                 <w:webHidden/>
               </w:rPr>
-              <w:instrText xml:space="preserve"> PAGEREF _Toc224766061 \h </w:instrText>
+              <w:instrText xml:space="preserve"> PAGEREF _Toc224766512 \h </w:instrText>
             </w:r>
             <w:r>
               <w:rPr>
@@ -1653,7 +1653,7 @@
                 <w:noProof/>
                 <w:webHidden/>
               </w:rPr>
-              <w:t>3</w:t>
+              <w:t>4</w:t>
             </w:r>
             <w:r>
               <w:rPr>
@@ -1680,7 +1680,7 @@
               <w14:ligatures w14:val="standardContextual"/>
             </w:rPr>
           </w:pPr>
-          <w:hyperlink w:anchor="_Toc224766062" w:history="1">
+          <w:hyperlink w:anchor="_Toc224766513" w:history="1">
             <w:r>
               <w:rPr>
                 <w:rStyle w:val="aff9"/>
@@ -1708,7 +1708,7 @@
                 <w:noProof/>
                 <w:webHidden/>
               </w:rPr>
-              <w:instrText xml:space="preserve"> PAGEREF _Toc224766062 \h </w:instrText>
+              <w:instrText xml:space="preserve"> PAGEREF _Toc224766513 \h </w:instrText>
             </w:r>
             <w:r>
               <w:rPr>
@@ -1728,7 +1728,7 @@
                 <w:noProof/>
                 <w:webHidden/>
               </w:rPr>
-              <w:t>3</w:t>
+              <w:t>5</w:t>
             </w:r>
             <w:r>
               <w:rPr>
@@ -1755,7 +1755,7 @@
               <w14:ligatures w14:val="standardContextual"/>
             </w:rPr>
           </w:pPr>
-          <w:hyperlink w:anchor="_Toc224766063" w:history="1">
+          <w:hyperlink w:anchor="_Toc224766514" w:history="1">
             <w:r>
               <w:rPr>
                 <w:rStyle w:val="aff9"/>
@@ -1783,7 +1783,7 @@
                 <w:noProof/>
                 <w:webHidden/>
               </w:rPr>
-              <w:instrText xml:space="preserve"> PAGEREF _Toc224766063 \h </w:instrText>
+              <w:instrText xml:space="preserve"> PAGEREF _Toc224766514 \h </w:instrText>
             </w:r>
             <w:r>
               <w:rPr>
@@ -1803,7 +1803,7 @@
                 <w:noProof/>
                 <w:webHidden/>
               </w:rPr>
-              <w:t>3</w:t>
+              <w:t>5</w:t>
             </w:r>
             <w:r>
               <w:rPr>
@@ -1830,7 +1830,7 @@
               <w14:ligatures w14:val="standardContextual"/>
             </w:rPr>
           </w:pPr>
-          <w:hyperlink w:anchor="_Toc224766064" w:history="1">
+          <w:hyperlink w:anchor="_Toc224766515" w:history="1">
             <w:r>
               <w:rPr>
                 <w:rStyle w:val="aff9"/>
@@ -1858,7 +1858,7 @@
                 <w:noProof/>
                 <w:webHidden/>
               </w:rPr>
-              <w:instrText xml:space="preserve"> PAGEREF _Toc224766064 \h </w:instrText>
+              <w:instrText xml:space="preserve"> PAGEREF _Toc224766515 \h </w:instrText>
             </w:r>
             <w:r>
               <w:rPr>
@@ -1878,7 +1878,7 @@
                 <w:noProof/>
                 <w:webHidden/>
               </w:rPr>
-              <w:t>3</w:t>
+              <w:t>5</w:t>
             </w:r>
             <w:r>
               <w:rPr>
@@ -1905,7 +1905,7 @@
               <w14:ligatures w14:val="standardContextual"/>
             </w:rPr>
           </w:pPr>
-          <w:hyperlink w:anchor="_Toc224766065" w:history="1">
+          <w:hyperlink w:anchor="_Toc224766516" w:history="1">
             <w:r>
               <w:rPr>
                 <w:rStyle w:val="aff9"/>
@@ -1933,7 +1933,7 @@
                 <w:noProof/>
                 <w:webHidden/>
               </w:rPr>
-              <w:instrText xml:space="preserve"> PAGEREF _Toc224766065 \h </w:instrText>
+              <w:instrText xml:space="preserve"> PAGEREF _Toc224766516 \h </w:instrText>
             </w:r>
             <w:r>
               <w:rPr>
@@ -1953,7 +1953,7 @@
                 <w:noProof/>
                 <w:webHidden/>
               </w:rPr>
-              <w:t>3</w:t>
+              <w:t>5</w:t>
             </w:r>
             <w:r>
               <w:rPr>
@@ -1980,7 +1980,7 @@
               <w14:ligatures w14:val="standardContextual"/>
             </w:rPr>
           </w:pPr>
-          <w:hyperlink w:anchor="_Toc224766066" w:history="1">
+          <w:hyperlink w:anchor="_Toc224766517" w:history="1">
             <w:r>
               <w:rPr>
                 <w:rStyle w:val="aff9"/>
@@ -2008,7 +2008,7 @@
                 <w:noProof/>
                 <w:webHidden/>
               </w:rPr>
-              <w:instrText xml:space="preserve"> PAGEREF _Toc224766066 \h </w:instrText>
+              <w:instrText xml:space="preserve"> PAGEREF _Toc224766517 \h </w:instrText>
             </w:r>
             <w:r>
               <w:rPr>
@@ -2028,7 +2028,7 @@
                 <w:noProof/>
                 <w:webHidden/>
               </w:rPr>
-              <w:t>3</w:t>
+              <w:t>5</w:t>
             </w:r>
             <w:r>
               <w:rPr>
@@ -2055,7 +2055,7 @@
               <w14:ligatures w14:val="standardContextual"/>
             </w:rPr>
           </w:pPr>
-          <w:hyperlink w:anchor="_Toc224766067" w:history="1">
+          <w:hyperlink w:anchor="_Toc224766518" w:history="1">
             <w:r>
               <w:rPr>
                 <w:rStyle w:val="aff9"/>
@@ -2083,7 +2083,7 @@
                 <w:noProof/>
                 <w:webHidden/>
               </w:rPr>
-              <w:instrText xml:space="preserve"> PAGEREF _Toc224766067 \h </w:instrText>
+              <w:instrText xml:space="preserve"> PAGEREF _Toc224766518 \h </w:instrText>
             </w:r>
             <w:r>
               <w:rPr>
@@ -2103,7 +2103,7 @@
                 <w:noProof/>
                 <w:webHidden/>
               </w:rPr>
-              <w:t>3</w:t>
+              <w:t>5</w:t>
             </w:r>
             <w:r>
               <w:rPr>
@@ -2130,7 +2130,7 @@
               <w14:ligatures w14:val="standardContextual"/>
             </w:rPr>
           </w:pPr>
-          <w:hyperlink w:anchor="_Toc224766068" w:history="1">
+          <w:hyperlink w:anchor="_Toc224766519" w:history="1">
             <w:r>
               <w:rPr>
                 <w:rStyle w:val="aff9"/>
@@ -2158,7 +2158,7 @@
                 <w:noProof/>
                 <w:webHidden/>
               </w:rPr>
-              <w:instrText xml:space="preserve"> PAGEREF _Toc224766068 \h </w:instrText>
+              <w:instrText xml:space="preserve"> PAGEREF _Toc224766519 \h </w:instrText>
             </w:r>
             <w:r>
               <w:rPr>
@@ -2178,7 +2178,7 @@
                 <w:noProof/>
                 <w:webHidden/>
               </w:rPr>
-              <w:t>3</w:t>
+              <w:t>5</w:t>
             </w:r>
             <w:r>
               <w:rPr>
@@ -2205,7 +2205,7 @@
               <w14:ligatures w14:val="standardContextual"/>
             </w:rPr>
           </w:pPr>
-          <w:hyperlink w:anchor="_Toc224766069" w:history="1">
+          <w:hyperlink w:anchor="_Toc224766520" w:history="1">
             <w:r>
               <w:rPr>
                 <w:rStyle w:val="aff9"/>
@@ -2233,7 +2233,7 @@
                 <w:noProof/>
                 <w:webHidden/>
               </w:rPr>
-              <w:instrText xml:space="preserve"> PAGEREF _Toc224766069 \h </w:instrText>
+              <w:instrText xml:space="preserve"> PAGEREF _Toc224766520 \h </w:instrText>
             </w:r>
             <w:r>
               <w:rPr>
@@ -2253,7 +2253,7 @@
                 <w:noProof/>
                 <w:webHidden/>
               </w:rPr>
-              <w:t>3</w:t>
+              <w:t>6</w:t>
             </w:r>
             <w:r>
               <w:rPr>
@@ -2280,7 +2280,7 @@
               <w14:ligatures w14:val="standardContextual"/>
             </w:rPr>
           </w:pPr>
-          <w:hyperlink w:anchor="_Toc224766070" w:history="1">
+          <w:hyperlink w:anchor="_Toc224766521" w:history="1">
             <w:r>
               <w:rPr>
                 <w:rStyle w:val="aff9"/>
@@ -2308,7 +2308,7 @@
                 <w:noProof/>
                 <w:webHidden/>
               </w:rPr>
-              <w:instrText xml:space="preserve"> PAGEREF _Toc224766070 \h </w:instrText>
+              <w:instrText xml:space="preserve"> PAGEREF _Toc224766521 \h </w:instrText>
             </w:r>
             <w:r>
               <w:rPr>
@@ -2328,7 +2328,7 @@
                 <w:noProof/>
                 <w:webHidden/>
               </w:rPr>
-              <w:t>3</w:t>
+              <w:t>6</w:t>
             </w:r>
             <w:r>
               <w:rPr>
@@ -2355,7 +2355,7 @@
               <w14:ligatures w14:val="standardContextual"/>
             </w:rPr>
           </w:pPr>
-          <w:hyperlink w:anchor="_Toc224766071" w:history="1">
+          <w:hyperlink w:anchor="_Toc224766522" w:history="1">
             <w:r>
               <w:rPr>
                 <w:rStyle w:val="aff9"/>
@@ -2383,7 +2383,7 @@
                 <w:noProof/>
                 <w:webHidden/>
               </w:rPr>
-              <w:instrText xml:space="preserve"> PAGEREF _Toc224766071 \h </w:instrText>
+              <w:instrText xml:space="preserve"> PAGEREF _Toc224766522 \h </w:instrText>
             </w:r>
             <w:r>
               <w:rPr>
@@ -2403,7 +2403,7 @@
                 <w:noProof/>
                 <w:webHidden/>
               </w:rPr>
-              <w:t>3</w:t>
+              <w:t>6</w:t>
             </w:r>
             <w:r>
               <w:rPr>
@@ -2430,7 +2430,7 @@
               <w14:ligatures w14:val="standardContextual"/>
             </w:rPr>
           </w:pPr>
-          <w:hyperlink w:anchor="_Toc224766072" w:history="1">
+          <w:hyperlink w:anchor="_Toc224766523" w:history="1">
             <w:r>
               <w:rPr>
                 <w:rStyle w:val="aff9"/>
@@ -2458,7 +2458,7 @@
                 <w:noProof/>
                 <w:webHidden/>
               </w:rPr>
-              <w:instrText xml:space="preserve"> PAGEREF _Toc224766072 \h </w:instrText>
+              <w:instrText xml:space="preserve"> PAGEREF _Toc224766523 \h </w:instrText>
             </w:r>
             <w:r>
               <w:rPr>
@@ -2478,7 +2478,7 @@
                 <w:noProof/>
                 <w:webHidden/>
               </w:rPr>
-              <w:t>3</w:t>
+              <w:t>7</w:t>
             </w:r>
             <w:r>
               <w:rPr>
@@ -2505,7 +2505,7 @@
               <w14:ligatures w14:val="standardContextual"/>
             </w:rPr>
           </w:pPr>
-          <w:hyperlink w:anchor="_Toc224766073" w:history="1">
+          <w:hyperlink w:anchor="_Toc224766524" w:history="1">
             <w:r>
               <w:rPr>
                 <w:rStyle w:val="aff9"/>
@@ -2533,7 +2533,7 @@
                 <w:noProof/>
                 <w:webHidden/>
               </w:rPr>
-              <w:instrText xml:space="preserve"> PAGEREF _Toc224766073 \h </w:instrText>
+              <w:instrText xml:space="preserve"> PAGEREF _Toc224766524 \h </w:instrText>
             </w:r>
             <w:r>
               <w:rPr>
@@ -2553,7 +2553,7 @@
                 <w:noProof/>
                 <w:webHidden/>
               </w:rPr>
-              <w:t>3</w:t>
+              <w:t>7</w:t>
             </w:r>
             <w:r>
               <w:rPr>
@@ -2580,7 +2580,7 @@
               <w14:ligatures w14:val="standardContextual"/>
             </w:rPr>
           </w:pPr>
-          <w:hyperlink w:anchor="_Toc224766074" w:history="1">
+          <w:hyperlink w:anchor="_Toc224766525" w:history="1">
             <w:r>
               <w:rPr>
                 <w:rStyle w:val="aff9"/>
@@ -2608,7 +2608,7 @@
                 <w:noProof/>
                 <w:webHidden/>
               </w:rPr>
-              <w:instrText xml:space="preserve"> PAGEREF _Toc224766074 \h </w:instrText>
+              <w:instrText xml:space="preserve"> PAGEREF _Toc224766525 \h </w:instrText>
             </w:r>
             <w:r>
               <w:rPr>
@@ -2628,7 +2628,700 @@
                 <w:noProof/>
                 <w:webHidden/>
               </w:rPr>
-              <w:t>3</w:t>
+              <w:t>7</w:t>
+            </w:r>
+            <w:r>
+              <w:rPr>
+                <w:noProof/>
+                <w:webHidden/>
+              </w:rPr>
+              <w:fldChar w:fldCharType="end"/>
+            </w:r>
+          </w:hyperlink>
+        </w:p>
+        <w:p>
+          <w:pPr>
+            <w:pStyle w:val="TOC2"/>
+            <w:tabs>
+              <w:tab w:val="right" w:leader="dot" w:pos="9638"/>
+            </w:tabs>
+            <w:rPr>
+              <w:rFonts w:asciiTheme="minorHAnsi" w:hAnsiTheme="minorHAnsi"/>
+              <w:noProof/>
+              <w:kern w:val="2"/>
+              <w:sz w:val="24"/>
+              <w:szCs w:val="24"/>
+              <w:lang w:val="en-CA" w:eastAsia="zh-CN"/>
+              <w14:ligatures w14:val="standardContextual"/>
+            </w:rPr>
+          </w:pPr>
+          <w:hyperlink w:anchor="_Toc224766526" w:history="1">
+            <w:r>
+              <w:rPr>
+                <w:rStyle w:val="aff9"/>
+                <w:rFonts w:ascii="Times New Roman" w:hAnsi="Times New Roman" w:cs="Times New Roman"/>
+                <w:noProof/>
+              </w:rPr>
+              <w:t>3.1.1</w:t>
+            </w:r>
+            <w:r>
+              <w:rPr>
+                <w:rStyle w:val="aff9"/>
+                <w:rFonts w:ascii="Times New Roman" w:eastAsia="宋体" w:hAnsi="Times New Roman" w:cs="Times New Roman"/>
+                <w:noProof/>
+                <w:lang w:eastAsia="zh-CN"/>
+              </w:rPr>
+              <w:t xml:space="preserve"> </w:t>
+            </w:r>
+            <w:r>
+              <w:rPr>
+                <w:rStyle w:val="aff9"/>
+                <w:rFonts w:ascii="Times New Roman" w:eastAsia="宋体" w:hAnsi="Times New Roman" w:cs="Times New Roman"/>
+                <w:noProof/>
+                <w:lang w:val="en-CA" w:eastAsia="zh-CN"/>
+              </w:rPr>
+              <w:t>Load and Store Instructions</w:t>
+            </w:r>
+            <w:r>
+              <w:rPr>
+                <w:noProof/>
+                <w:webHidden/>
+              </w:rPr>
+              <w:tab/>
+            </w:r>
+            <w:r>
+              <w:rPr>
+                <w:noProof/>
+                <w:webHidden/>
+              </w:rPr>
+              <w:fldChar w:fldCharType="begin"/>
+            </w:r>
+            <w:r>
+              <w:rPr>
+                <w:noProof/>
+                <w:webHidden/>
+              </w:rPr>
+              <w:instrText xml:space="preserve"> PAGEREF _Toc224766526 \h </w:instrText>
+            </w:r>
+            <w:r>
+              <w:rPr>
+                <w:noProof/>
+                <w:webHidden/>
+              </w:rPr>
+            </w:r>
+            <w:r>
+              <w:rPr>
+                <w:noProof/>
+                <w:webHidden/>
+              </w:rPr>
+              <w:fldChar w:fldCharType="separate"/>
+            </w:r>
+            <w:r>
+              <w:rPr>
+                <w:noProof/>
+                <w:webHidden/>
+              </w:rPr>
+              <w:t>8</w:t>
+            </w:r>
+            <w:r>
+              <w:rPr>
+                <w:noProof/>
+                <w:webHidden/>
+              </w:rPr>
+              <w:fldChar w:fldCharType="end"/>
+            </w:r>
+          </w:hyperlink>
+        </w:p>
+        <w:p>
+          <w:pPr>
+            <w:pStyle w:val="TOC2"/>
+            <w:tabs>
+              <w:tab w:val="right" w:leader="dot" w:pos="9638"/>
+            </w:tabs>
+            <w:rPr>
+              <w:rFonts w:asciiTheme="minorHAnsi" w:hAnsiTheme="minorHAnsi"/>
+              <w:noProof/>
+              <w:kern w:val="2"/>
+              <w:sz w:val="24"/>
+              <w:szCs w:val="24"/>
+              <w:lang w:val="en-CA" w:eastAsia="zh-CN"/>
+              <w14:ligatures w14:val="standardContextual"/>
+            </w:rPr>
+          </w:pPr>
+          <w:hyperlink w:anchor="_Toc224766527" w:history="1">
+            <w:r>
+              <w:rPr>
+                <w:rStyle w:val="aff9"/>
+                <w:rFonts w:ascii="Times New Roman" w:hAnsi="Times New Roman" w:cs="Times New Roman"/>
+                <w:noProof/>
+              </w:rPr>
+              <w:t>3.1.2 R-Type Instructions</w:t>
+            </w:r>
+            <w:r>
+              <w:rPr>
+                <w:noProof/>
+                <w:webHidden/>
+              </w:rPr>
+              <w:tab/>
+            </w:r>
+            <w:r>
+              <w:rPr>
+                <w:noProof/>
+                <w:webHidden/>
+              </w:rPr>
+              <w:fldChar w:fldCharType="begin"/>
+            </w:r>
+            <w:r>
+              <w:rPr>
+                <w:noProof/>
+                <w:webHidden/>
+              </w:rPr>
+              <w:instrText xml:space="preserve"> PAGEREF _Toc224766527 \h </w:instrText>
+            </w:r>
+            <w:r>
+              <w:rPr>
+                <w:noProof/>
+                <w:webHidden/>
+              </w:rPr>
+            </w:r>
+            <w:r>
+              <w:rPr>
+                <w:noProof/>
+                <w:webHidden/>
+              </w:rPr>
+              <w:fldChar w:fldCharType="separate"/>
+            </w:r>
+            <w:r>
+              <w:rPr>
+                <w:noProof/>
+                <w:webHidden/>
+              </w:rPr>
+              <w:t>8</w:t>
+            </w:r>
+            <w:r>
+              <w:rPr>
+                <w:noProof/>
+                <w:webHidden/>
+              </w:rPr>
+              <w:fldChar w:fldCharType="end"/>
+            </w:r>
+          </w:hyperlink>
+        </w:p>
+        <w:p>
+          <w:pPr>
+            <w:pStyle w:val="TOC2"/>
+            <w:tabs>
+              <w:tab w:val="right" w:leader="dot" w:pos="9638"/>
+            </w:tabs>
+            <w:rPr>
+              <w:rFonts w:asciiTheme="minorHAnsi" w:hAnsiTheme="minorHAnsi"/>
+              <w:noProof/>
+              <w:kern w:val="2"/>
+              <w:sz w:val="24"/>
+              <w:szCs w:val="24"/>
+              <w:lang w:val="en-CA" w:eastAsia="zh-CN"/>
+              <w14:ligatures w14:val="standardContextual"/>
+            </w:rPr>
+          </w:pPr>
+          <w:hyperlink w:anchor="_Toc224766528" w:history="1">
+            <w:r>
+              <w:rPr>
+                <w:rStyle w:val="aff9"/>
+                <w:rFonts w:ascii="Times New Roman" w:hAnsi="Times New Roman" w:cs="Times New Roman"/>
+                <w:noProof/>
+              </w:rPr>
+              <w:t>3.1.3 Jump and Branch Instructions</w:t>
+            </w:r>
+            <w:r>
+              <w:rPr>
+                <w:noProof/>
+                <w:webHidden/>
+              </w:rPr>
+              <w:tab/>
+            </w:r>
+            <w:r>
+              <w:rPr>
+                <w:noProof/>
+                <w:webHidden/>
+              </w:rPr>
+              <w:fldChar w:fldCharType="begin"/>
+            </w:r>
+            <w:r>
+              <w:rPr>
+                <w:noProof/>
+                <w:webHidden/>
+              </w:rPr>
+              <w:instrText xml:space="preserve"> PAGEREF _Toc224766528 \h </w:instrText>
+            </w:r>
+            <w:r>
+              <w:rPr>
+                <w:noProof/>
+                <w:webHidden/>
+              </w:rPr>
+            </w:r>
+            <w:r>
+              <w:rPr>
+                <w:noProof/>
+                <w:webHidden/>
+              </w:rPr>
+              <w:fldChar w:fldCharType="separate"/>
+            </w:r>
+            <w:r>
+              <w:rPr>
+                <w:noProof/>
+                <w:webHidden/>
+              </w:rPr>
+              <w:t>8</w:t>
+            </w:r>
+            <w:r>
+              <w:rPr>
+                <w:noProof/>
+                <w:webHidden/>
+              </w:rPr>
+              <w:fldChar w:fldCharType="end"/>
+            </w:r>
+          </w:hyperlink>
+        </w:p>
+        <w:p>
+          <w:pPr>
+            <w:pStyle w:val="TOC2"/>
+            <w:tabs>
+              <w:tab w:val="right" w:leader="dot" w:pos="9638"/>
+            </w:tabs>
+            <w:rPr>
+              <w:rFonts w:asciiTheme="minorHAnsi" w:hAnsiTheme="minorHAnsi"/>
+              <w:noProof/>
+              <w:kern w:val="2"/>
+              <w:sz w:val="24"/>
+              <w:szCs w:val="24"/>
+              <w:lang w:val="en-CA" w:eastAsia="zh-CN"/>
+              <w14:ligatures w14:val="standardContextual"/>
+            </w:rPr>
+          </w:pPr>
+          <w:hyperlink w:anchor="_Toc224766529" w:history="1">
+            <w:r>
+              <w:rPr>
+                <w:rStyle w:val="aff9"/>
+                <w:rFonts w:ascii="Times New Roman" w:hAnsi="Times New Roman" w:cs="Times New Roman"/>
+                <w:noProof/>
+              </w:rPr>
+              <w:t>3.2 Timing Discussion</w:t>
+            </w:r>
+            <w:r>
+              <w:rPr>
+                <w:noProof/>
+                <w:webHidden/>
+              </w:rPr>
+              <w:tab/>
+            </w:r>
+            <w:r>
+              <w:rPr>
+                <w:noProof/>
+                <w:webHidden/>
+              </w:rPr>
+              <w:fldChar w:fldCharType="begin"/>
+            </w:r>
+            <w:r>
+              <w:rPr>
+                <w:noProof/>
+                <w:webHidden/>
+              </w:rPr>
+              <w:instrText xml:space="preserve"> PAGEREF _Toc224766529 \h </w:instrText>
+            </w:r>
+            <w:r>
+              <w:rPr>
+                <w:noProof/>
+                <w:webHidden/>
+              </w:rPr>
+            </w:r>
+            <w:r>
+              <w:rPr>
+                <w:noProof/>
+                <w:webHidden/>
+              </w:rPr>
+              <w:fldChar w:fldCharType="separate"/>
+            </w:r>
+            <w:r>
+              <w:rPr>
+                <w:noProof/>
+                <w:webHidden/>
+              </w:rPr>
+              <w:t>8</w:t>
+            </w:r>
+            <w:r>
+              <w:rPr>
+                <w:noProof/>
+                <w:webHidden/>
+              </w:rPr>
+              <w:fldChar w:fldCharType="end"/>
+            </w:r>
+          </w:hyperlink>
+        </w:p>
+        <w:p>
+          <w:pPr>
+            <w:pStyle w:val="TOC2"/>
+            <w:tabs>
+              <w:tab w:val="right" w:leader="dot" w:pos="9638"/>
+            </w:tabs>
+            <w:rPr>
+              <w:rFonts w:asciiTheme="minorHAnsi" w:hAnsiTheme="minorHAnsi"/>
+              <w:noProof/>
+              <w:kern w:val="2"/>
+              <w:sz w:val="24"/>
+              <w:szCs w:val="24"/>
+              <w:lang w:val="en-CA" w:eastAsia="zh-CN"/>
+              <w14:ligatures w14:val="standardContextual"/>
+            </w:rPr>
+          </w:pPr>
+          <w:hyperlink w:anchor="_Toc224766530" w:history="1">
+            <w:r>
+              <w:rPr>
+                <w:rStyle w:val="aff9"/>
+                <w:rFonts w:ascii="Times New Roman" w:hAnsi="Times New Roman" w:cs="Times New Roman"/>
+                <w:noProof/>
+              </w:rPr>
+              <w:t>3.3 Maximum Clock Frequency</w:t>
+            </w:r>
+            <w:r>
+              <w:rPr>
+                <w:noProof/>
+                <w:webHidden/>
+              </w:rPr>
+              <w:tab/>
+            </w:r>
+            <w:r>
+              <w:rPr>
+                <w:noProof/>
+                <w:webHidden/>
+              </w:rPr>
+              <w:fldChar w:fldCharType="begin"/>
+            </w:r>
+            <w:r>
+              <w:rPr>
+                <w:noProof/>
+                <w:webHidden/>
+              </w:rPr>
+              <w:instrText xml:space="preserve"> PAGEREF _Toc224766530 \h </w:instrText>
+            </w:r>
+            <w:r>
+              <w:rPr>
+                <w:noProof/>
+                <w:webHidden/>
+              </w:rPr>
+            </w:r>
+            <w:r>
+              <w:rPr>
+                <w:noProof/>
+                <w:webHidden/>
+              </w:rPr>
+              <w:fldChar w:fldCharType="separate"/>
+            </w:r>
+            <w:r>
+              <w:rPr>
+                <w:noProof/>
+                <w:webHidden/>
+              </w:rPr>
+              <w:t>8</w:t>
+            </w:r>
+            <w:r>
+              <w:rPr>
+                <w:noProof/>
+                <w:webHidden/>
+              </w:rPr>
+              <w:fldChar w:fldCharType="end"/>
+            </w:r>
+          </w:hyperlink>
+        </w:p>
+        <w:p>
+          <w:pPr>
+            <w:pStyle w:val="TOC2"/>
+            <w:tabs>
+              <w:tab w:val="right" w:leader="dot" w:pos="9638"/>
+            </w:tabs>
+            <w:rPr>
+              <w:rFonts w:asciiTheme="minorHAnsi" w:hAnsiTheme="minorHAnsi"/>
+              <w:noProof/>
+              <w:kern w:val="2"/>
+              <w:sz w:val="24"/>
+              <w:szCs w:val="24"/>
+              <w:lang w:val="en-CA" w:eastAsia="zh-CN"/>
+              <w14:ligatures w14:val="standardContextual"/>
+            </w:rPr>
+          </w:pPr>
+          <w:hyperlink w:anchor="_Toc224766531" w:history="1">
+            <w:r>
+              <w:rPr>
+                <w:rStyle w:val="aff9"/>
+                <w:rFonts w:ascii="Times New Roman" w:hAnsi="Times New Roman" w:cs="Times New Roman"/>
+                <w:noProof/>
+              </w:rPr>
+              <w:t>3.4 CPU Execution Time</w:t>
+            </w:r>
+            <w:r>
+              <w:rPr>
+                <w:noProof/>
+                <w:webHidden/>
+              </w:rPr>
+              <w:tab/>
+            </w:r>
+            <w:r>
+              <w:rPr>
+                <w:noProof/>
+                <w:webHidden/>
+              </w:rPr>
+              <w:fldChar w:fldCharType="begin"/>
+            </w:r>
+            <w:r>
+              <w:rPr>
+                <w:noProof/>
+                <w:webHidden/>
+              </w:rPr>
+              <w:instrText xml:space="preserve"> PAGEREF _Toc224766531 \h </w:instrText>
+            </w:r>
+            <w:r>
+              <w:rPr>
+                <w:noProof/>
+                <w:webHidden/>
+              </w:rPr>
+            </w:r>
+            <w:r>
+              <w:rPr>
+                <w:noProof/>
+                <w:webHidden/>
+              </w:rPr>
+              <w:fldChar w:fldCharType="separate"/>
+            </w:r>
+            <w:r>
+              <w:rPr>
+                <w:noProof/>
+                <w:webHidden/>
+              </w:rPr>
+              <w:t>8</w:t>
+            </w:r>
+            <w:r>
+              <w:rPr>
+                <w:noProof/>
+                <w:webHidden/>
+              </w:rPr>
+              <w:fldChar w:fldCharType="end"/>
+            </w:r>
+          </w:hyperlink>
+        </w:p>
+        <w:p>
+          <w:pPr>
+            <w:pStyle w:val="TOC1"/>
+            <w:tabs>
+              <w:tab w:val="right" w:leader="dot" w:pos="9638"/>
+            </w:tabs>
+            <w:rPr>
+              <w:rFonts w:asciiTheme="minorHAnsi" w:hAnsiTheme="minorHAnsi"/>
+              <w:noProof/>
+              <w:kern w:val="2"/>
+              <w:sz w:val="24"/>
+              <w:szCs w:val="24"/>
+              <w:lang w:val="en-CA" w:eastAsia="zh-CN"/>
+              <w14:ligatures w14:val="standardContextual"/>
+            </w:rPr>
+          </w:pPr>
+          <w:hyperlink w:anchor="_Toc224766532" w:history="1">
+            <w:r>
+              <w:rPr>
+                <w:rStyle w:val="aff9"/>
+                <w:rFonts w:ascii="Times New Roman" w:hAnsi="Times New Roman" w:cs="Times New Roman"/>
+                <w:noProof/>
+              </w:rPr>
+              <w:t>4. Design Obstacles and Solutions</w:t>
+            </w:r>
+            <w:r>
+              <w:rPr>
+                <w:noProof/>
+                <w:webHidden/>
+              </w:rPr>
+              <w:tab/>
+            </w:r>
+            <w:r>
+              <w:rPr>
+                <w:noProof/>
+                <w:webHidden/>
+              </w:rPr>
+              <w:fldChar w:fldCharType="begin"/>
+            </w:r>
+            <w:r>
+              <w:rPr>
+                <w:noProof/>
+                <w:webHidden/>
+              </w:rPr>
+              <w:instrText xml:space="preserve"> PAGEREF _Toc224766532 \h </w:instrText>
+            </w:r>
+            <w:r>
+              <w:rPr>
+                <w:noProof/>
+                <w:webHidden/>
+              </w:rPr>
+            </w:r>
+            <w:r>
+              <w:rPr>
+                <w:noProof/>
+                <w:webHidden/>
+              </w:rPr>
+              <w:fldChar w:fldCharType="separate"/>
+            </w:r>
+            <w:r>
+              <w:rPr>
+                <w:noProof/>
+                <w:webHidden/>
+              </w:rPr>
+              <w:t>8</w:t>
+            </w:r>
+            <w:r>
+              <w:rPr>
+                <w:noProof/>
+                <w:webHidden/>
+              </w:rPr>
+              <w:fldChar w:fldCharType="end"/>
+            </w:r>
+          </w:hyperlink>
+        </w:p>
+        <w:p>
+          <w:pPr>
+            <w:pStyle w:val="TOC1"/>
+            <w:tabs>
+              <w:tab w:val="right" w:leader="dot" w:pos="9638"/>
+            </w:tabs>
+            <w:rPr>
+              <w:rFonts w:asciiTheme="minorHAnsi" w:hAnsiTheme="minorHAnsi"/>
+              <w:noProof/>
+              <w:kern w:val="2"/>
+              <w:sz w:val="24"/>
+              <w:szCs w:val="24"/>
+              <w:lang w:val="en-CA" w:eastAsia="zh-CN"/>
+              <w14:ligatures w14:val="standardContextual"/>
+            </w:rPr>
+          </w:pPr>
+          <w:hyperlink w:anchor="_Toc224766533" w:history="1">
+            <w:r>
+              <w:rPr>
+                <w:rStyle w:val="aff9"/>
+                <w:rFonts w:ascii="Times New Roman" w:hAnsi="Times New Roman" w:cs="Times New Roman"/>
+                <w:noProof/>
+              </w:rPr>
+              <w:t>5. Conclusion</w:t>
+            </w:r>
+            <w:r>
+              <w:rPr>
+                <w:noProof/>
+                <w:webHidden/>
+              </w:rPr>
+              <w:tab/>
+            </w:r>
+            <w:r>
+              <w:rPr>
+                <w:noProof/>
+                <w:webHidden/>
+              </w:rPr>
+              <w:fldChar w:fldCharType="begin"/>
+            </w:r>
+            <w:r>
+              <w:rPr>
+                <w:noProof/>
+                <w:webHidden/>
+              </w:rPr>
+              <w:instrText xml:space="preserve"> PAGEREF _Toc224766533 \h </w:instrText>
+            </w:r>
+            <w:r>
+              <w:rPr>
+                <w:noProof/>
+                <w:webHidden/>
+              </w:rPr>
+            </w:r>
+            <w:r>
+              <w:rPr>
+                <w:noProof/>
+                <w:webHidden/>
+              </w:rPr>
+              <w:fldChar w:fldCharType="separate"/>
+            </w:r>
+            <w:r>
+              <w:rPr>
+                <w:noProof/>
+                <w:webHidden/>
+              </w:rPr>
+              <w:t>9</w:t>
+            </w:r>
+            <w:r>
+              <w:rPr>
+                <w:noProof/>
+                <w:webHidden/>
+              </w:rPr>
+              <w:fldChar w:fldCharType="end"/>
+            </w:r>
+          </w:hyperlink>
+        </w:p>
+        <w:p>
+          <w:pPr>
+            <w:pStyle w:val="TOC1"/>
+            <w:tabs>
+              <w:tab w:val="right" w:leader="dot" w:pos="9638"/>
+            </w:tabs>
+            <w:rPr>
+              <w:rFonts w:asciiTheme="minorHAnsi" w:hAnsiTheme="minorHAnsi"/>
+              <w:noProof/>
+              <w:kern w:val="2"/>
+              <w:sz w:val="24"/>
+              <w:szCs w:val="24"/>
+              <w:lang w:val="en-CA" w:eastAsia="zh-CN"/>
+              <w14:ligatures w14:val="standardContextual"/>
+            </w:rPr>
+          </w:pPr>
+          <w:hyperlink w:anchor="_Toc224766534" w:history="1">
+            <w:r>
+              <w:rPr>
+                <w:rStyle w:val="aff9"/>
+                <w:rFonts w:ascii="Times New Roman" w:hAnsi="Times New Roman" w:cs="Times New Roman"/>
+                <w:noProof/>
+              </w:rPr>
+              <w:t>6. Appendices</w:t>
+            </w:r>
+            <w:r>
+              <w:rPr>
+                <w:noProof/>
+                <w:webHidden/>
+              </w:rPr>
+              <w:tab/>
+            </w:r>
+            <w:r>
+              <w:rPr>
+                <w:noProof/>
+                <w:webHidden/>
+              </w:rPr>
+              <w:fldChar w:fldCharType="begin"/>
+            </w:r>
+            <w:r>
+              <w:rPr>
+                <w:noProof/>
+                <w:webHidden/>
+              </w:rPr>
+              <w:instrText xml:space="preserve"> PAGEREF _Toc224766534 \h </w:instrText>
+            </w:r>
+            <w:r>
+              <w:rPr>
+                <w:noProof/>
+                <w:webHidden/>
+              </w:rPr>
+            </w:r>
+            <w:r>
+              <w:rPr>
+                <w:noProof/>
+                <w:webHidden/>
+              </w:rPr>
+              <w:fldChar w:fldCharType="separate"/>
+            </w:r>
+            <w:r>
+              <w:rPr>
+                <w:noProof/>
+                <w:webHidden/>
+              </w:rPr>
+              <w:t>9</w:t>
             </w:r>
             <w:r>
               <w:rPr>
@@ -2655,32 +3348,14 @@
               <w14:ligatures w14:val="standardContextual"/>
             </w:rPr>
           </w:pPr>
-          <w:hyperlink w:anchor="_Toc224766075" w:history="1">
+          <w:hyperlink w:anchor="_Toc224766535" w:history="1">
             <w:r>
               <w:rPr>
                 <w:rStyle w:val="aff9"/>
                 <w:rFonts w:ascii="Times New Roman" w:hAnsi="Times New Roman" w:cs="Times New Roman"/>
                 <w:noProof/>
               </w:rPr>
-              <w:t>3.1.1</w:t>
-            </w:r>
-            <w:r>
-              <w:rPr>
-                <w:rStyle w:val="aff9"/>
-                <w:rFonts w:ascii="Times New Roman" w:eastAsia="宋体" w:hAnsi="Times New Roman" w:cs="Times New Roman"/>
-                <w:noProof/>
-                <w:lang w:eastAsia="zh-CN"/>
-              </w:rPr>
-              <w:t xml:space="preserve"> </w:t>
-            </w:r>
-            <w:r>
-              <w:rPr>
-                <w:rStyle w:val="aff9"/>
-                <w:rFonts w:ascii="Times New Roman" w:eastAsia="宋体" w:hAnsi="Times New Roman" w:cs="Times New Roman"/>
-                <w:noProof/>
-                <w:lang w:val="en-CA" w:eastAsia="zh-CN"/>
-              </w:rPr>
-              <w:t>Load and Store Instructions</w:t>
+              <w:t>5.2 Lab Book (CEG 3156 Lab 2)</w:t>
             </w:r>
             <w:r>
               <w:rPr>
@@ -2701,7 +3376,7 @@
                 <w:noProof/>
                 <w:webHidden/>
               </w:rPr>
-              <w:instrText xml:space="preserve"> PAGEREF _Toc224766075 \h </w:instrText>
+              <w:instrText xml:space="preserve"> PAGEREF _Toc224766535 \h </w:instrText>
             </w:r>
             <w:r>
               <w:rPr>
@@ -2721,607 +3396,7 @@
                 <w:noProof/>
                 <w:webHidden/>
               </w:rPr>
-              <w:t>3</w:t>
-            </w:r>
-            <w:r>
-              <w:rPr>
-                <w:noProof/>
-                <w:webHidden/>
-              </w:rPr>
-              <w:fldChar w:fldCharType="end"/>
-            </w:r>
-          </w:hyperlink>
-        </w:p>
-        <w:p>
-          <w:pPr>
-            <w:pStyle w:val="TOC2"/>
-            <w:tabs>
-              <w:tab w:val="right" w:leader="dot" w:pos="9638"/>
-            </w:tabs>
-            <w:rPr>
-              <w:rFonts w:asciiTheme="minorHAnsi" w:hAnsiTheme="minorHAnsi"/>
-              <w:noProof/>
-              <w:kern w:val="2"/>
-              <w:sz w:val="24"/>
-              <w:szCs w:val="24"/>
-              <w:lang w:val="en-CA" w:eastAsia="zh-CN"/>
-              <w14:ligatures w14:val="standardContextual"/>
-            </w:rPr>
-          </w:pPr>
-          <w:hyperlink w:anchor="_Toc224766076" w:history="1">
-            <w:r>
-              <w:rPr>
-                <w:rStyle w:val="aff9"/>
-                <w:rFonts w:ascii="Times New Roman" w:hAnsi="Times New Roman" w:cs="Times New Roman"/>
-                <w:noProof/>
-              </w:rPr>
-              <w:t>3.1.2 R-Type Instructions</w:t>
-            </w:r>
-            <w:r>
-              <w:rPr>
-                <w:noProof/>
-                <w:webHidden/>
-              </w:rPr>
-              <w:tab/>
-            </w:r>
-            <w:r>
-              <w:rPr>
-                <w:noProof/>
-                <w:webHidden/>
-              </w:rPr>
-              <w:fldChar w:fldCharType="begin"/>
-            </w:r>
-            <w:r>
-              <w:rPr>
-                <w:noProof/>
-                <w:webHidden/>
-              </w:rPr>
-              <w:instrText xml:space="preserve"> PAGEREF _Toc224766076 \h </w:instrText>
-            </w:r>
-            <w:r>
-              <w:rPr>
-                <w:noProof/>
-                <w:webHidden/>
-              </w:rPr>
-            </w:r>
-            <w:r>
-              <w:rPr>
-                <w:noProof/>
-                <w:webHidden/>
-              </w:rPr>
-              <w:fldChar w:fldCharType="separate"/>
-            </w:r>
-            <w:r>
-              <w:rPr>
-                <w:noProof/>
-                <w:webHidden/>
-              </w:rPr>
-              <w:t>3</w:t>
-            </w:r>
-            <w:r>
-              <w:rPr>
-                <w:noProof/>
-                <w:webHidden/>
-              </w:rPr>
-              <w:fldChar w:fldCharType="end"/>
-            </w:r>
-          </w:hyperlink>
-        </w:p>
-        <w:p>
-          <w:pPr>
-            <w:pStyle w:val="TOC2"/>
-            <w:tabs>
-              <w:tab w:val="right" w:leader="dot" w:pos="9638"/>
-            </w:tabs>
-            <w:rPr>
-              <w:rFonts w:asciiTheme="minorHAnsi" w:hAnsiTheme="minorHAnsi"/>
-              <w:noProof/>
-              <w:kern w:val="2"/>
-              <w:sz w:val="24"/>
-              <w:szCs w:val="24"/>
-              <w:lang w:val="en-CA" w:eastAsia="zh-CN"/>
-              <w14:ligatures w14:val="standardContextual"/>
-            </w:rPr>
-          </w:pPr>
-          <w:hyperlink w:anchor="_Toc224766077" w:history="1">
-            <w:r>
-              <w:rPr>
-                <w:rStyle w:val="aff9"/>
-                <w:rFonts w:ascii="Times New Roman" w:hAnsi="Times New Roman" w:cs="Times New Roman"/>
-                <w:noProof/>
-              </w:rPr>
-              <w:t>3.1.3 Jump and Branch Instructions</w:t>
-            </w:r>
-            <w:r>
-              <w:rPr>
-                <w:noProof/>
-                <w:webHidden/>
-              </w:rPr>
-              <w:tab/>
-            </w:r>
-            <w:r>
-              <w:rPr>
-                <w:noProof/>
-                <w:webHidden/>
-              </w:rPr>
-              <w:fldChar w:fldCharType="begin"/>
-            </w:r>
-            <w:r>
-              <w:rPr>
-                <w:noProof/>
-                <w:webHidden/>
-              </w:rPr>
-              <w:instrText xml:space="preserve"> PAGEREF _Toc224766077 \h </w:instrText>
-            </w:r>
-            <w:r>
-              <w:rPr>
-                <w:noProof/>
-                <w:webHidden/>
-              </w:rPr>
-            </w:r>
-            <w:r>
-              <w:rPr>
-                <w:noProof/>
-                <w:webHidden/>
-              </w:rPr>
-              <w:fldChar w:fldCharType="separate"/>
-            </w:r>
-            <w:r>
-              <w:rPr>
-                <w:noProof/>
-                <w:webHidden/>
-              </w:rPr>
-              <w:t>3</w:t>
-            </w:r>
-            <w:r>
-              <w:rPr>
-                <w:noProof/>
-                <w:webHidden/>
-              </w:rPr>
-              <w:fldChar w:fldCharType="end"/>
-            </w:r>
-          </w:hyperlink>
-        </w:p>
-        <w:p>
-          <w:pPr>
-            <w:pStyle w:val="TOC2"/>
-            <w:tabs>
-              <w:tab w:val="right" w:leader="dot" w:pos="9638"/>
-            </w:tabs>
-            <w:rPr>
-              <w:rFonts w:asciiTheme="minorHAnsi" w:hAnsiTheme="minorHAnsi"/>
-              <w:noProof/>
-              <w:kern w:val="2"/>
-              <w:sz w:val="24"/>
-              <w:szCs w:val="24"/>
-              <w:lang w:val="en-CA" w:eastAsia="zh-CN"/>
-              <w14:ligatures w14:val="standardContextual"/>
-            </w:rPr>
-          </w:pPr>
-          <w:hyperlink w:anchor="_Toc224766078" w:history="1">
-            <w:r>
-              <w:rPr>
-                <w:rStyle w:val="aff9"/>
-                <w:rFonts w:ascii="Times New Roman" w:hAnsi="Times New Roman" w:cs="Times New Roman"/>
-                <w:noProof/>
-              </w:rPr>
-              <w:t>3.2 Timing Discussion</w:t>
-            </w:r>
-            <w:r>
-              <w:rPr>
-                <w:noProof/>
-                <w:webHidden/>
-              </w:rPr>
-              <w:tab/>
-            </w:r>
-            <w:r>
-              <w:rPr>
-                <w:noProof/>
-                <w:webHidden/>
-              </w:rPr>
-              <w:fldChar w:fldCharType="begin"/>
-            </w:r>
-            <w:r>
-              <w:rPr>
-                <w:noProof/>
-                <w:webHidden/>
-              </w:rPr>
-              <w:instrText xml:space="preserve"> PAGEREF _Toc224766078 \h </w:instrText>
-            </w:r>
-            <w:r>
-              <w:rPr>
-                <w:noProof/>
-                <w:webHidden/>
-              </w:rPr>
-            </w:r>
-            <w:r>
-              <w:rPr>
-                <w:noProof/>
-                <w:webHidden/>
-              </w:rPr>
-              <w:fldChar w:fldCharType="separate"/>
-            </w:r>
-            <w:r>
-              <w:rPr>
-                <w:noProof/>
-                <w:webHidden/>
-              </w:rPr>
-              <w:t>4</w:t>
-            </w:r>
-            <w:r>
-              <w:rPr>
-                <w:noProof/>
-                <w:webHidden/>
-              </w:rPr>
-              <w:fldChar w:fldCharType="end"/>
-            </w:r>
-          </w:hyperlink>
-        </w:p>
-        <w:p>
-          <w:pPr>
-            <w:pStyle w:val="TOC2"/>
-            <w:tabs>
-              <w:tab w:val="right" w:leader="dot" w:pos="9638"/>
-            </w:tabs>
-            <w:rPr>
-              <w:rFonts w:asciiTheme="minorHAnsi" w:hAnsiTheme="minorHAnsi"/>
-              <w:noProof/>
-              <w:kern w:val="2"/>
-              <w:sz w:val="24"/>
-              <w:szCs w:val="24"/>
-              <w:lang w:val="en-CA" w:eastAsia="zh-CN"/>
-              <w14:ligatures w14:val="standardContextual"/>
-            </w:rPr>
-          </w:pPr>
-          <w:hyperlink w:anchor="_Toc224766079" w:history="1">
-            <w:r>
-              <w:rPr>
-                <w:rStyle w:val="aff9"/>
-                <w:rFonts w:ascii="Times New Roman" w:hAnsi="Times New Roman" w:cs="Times New Roman"/>
-                <w:noProof/>
-              </w:rPr>
-              <w:t>3.3 Maximum Clock Frequency</w:t>
-            </w:r>
-            <w:r>
-              <w:rPr>
-                <w:noProof/>
-                <w:webHidden/>
-              </w:rPr>
-              <w:tab/>
-            </w:r>
-            <w:r>
-              <w:rPr>
-                <w:noProof/>
-                <w:webHidden/>
-              </w:rPr>
-              <w:fldChar w:fldCharType="begin"/>
-            </w:r>
-            <w:r>
-              <w:rPr>
-                <w:noProof/>
-                <w:webHidden/>
-              </w:rPr>
-              <w:instrText xml:space="preserve"> PAGEREF _Toc224766079 \h </w:instrText>
-            </w:r>
-            <w:r>
-              <w:rPr>
-                <w:noProof/>
-                <w:webHidden/>
-              </w:rPr>
-            </w:r>
-            <w:r>
-              <w:rPr>
-                <w:noProof/>
-                <w:webHidden/>
-              </w:rPr>
-              <w:fldChar w:fldCharType="separate"/>
-            </w:r>
-            <w:r>
-              <w:rPr>
-                <w:noProof/>
-                <w:webHidden/>
-              </w:rPr>
-              <w:t>4</w:t>
-            </w:r>
-            <w:r>
-              <w:rPr>
-                <w:noProof/>
-                <w:webHidden/>
-              </w:rPr>
-              <w:fldChar w:fldCharType="end"/>
-            </w:r>
-          </w:hyperlink>
-        </w:p>
-        <w:p>
-          <w:pPr>
-            <w:pStyle w:val="TOC2"/>
-            <w:tabs>
-              <w:tab w:val="right" w:leader="dot" w:pos="9638"/>
-            </w:tabs>
-            <w:rPr>
-              <w:rFonts w:asciiTheme="minorHAnsi" w:hAnsiTheme="minorHAnsi"/>
-              <w:noProof/>
-              <w:kern w:val="2"/>
-              <w:sz w:val="24"/>
-              <w:szCs w:val="24"/>
-              <w:lang w:val="en-CA" w:eastAsia="zh-CN"/>
-              <w14:ligatures w14:val="standardContextual"/>
-            </w:rPr>
-          </w:pPr>
-          <w:hyperlink w:anchor="_Toc224766080" w:history="1">
-            <w:r>
-              <w:rPr>
-                <w:rStyle w:val="aff9"/>
-                <w:rFonts w:ascii="Times New Roman" w:hAnsi="Times New Roman" w:cs="Times New Roman"/>
-                <w:noProof/>
-              </w:rPr>
-              <w:t>3.4 CPU Execution Time</w:t>
-            </w:r>
-            <w:r>
-              <w:rPr>
-                <w:noProof/>
-                <w:webHidden/>
-              </w:rPr>
-              <w:tab/>
-            </w:r>
-            <w:r>
-              <w:rPr>
-                <w:noProof/>
-                <w:webHidden/>
-              </w:rPr>
-              <w:fldChar w:fldCharType="begin"/>
-            </w:r>
-            <w:r>
-              <w:rPr>
-                <w:noProof/>
-                <w:webHidden/>
-              </w:rPr>
-              <w:instrText xml:space="preserve"> PAGEREF _Toc224766080 \h </w:instrText>
-            </w:r>
-            <w:r>
-              <w:rPr>
-                <w:noProof/>
-                <w:webHidden/>
-              </w:rPr>
-            </w:r>
-            <w:r>
-              <w:rPr>
-                <w:noProof/>
-                <w:webHidden/>
-              </w:rPr>
-              <w:fldChar w:fldCharType="separate"/>
-            </w:r>
-            <w:r>
-              <w:rPr>
-                <w:noProof/>
-                <w:webHidden/>
-              </w:rPr>
-              <w:t>4</w:t>
-            </w:r>
-            <w:r>
-              <w:rPr>
-                <w:noProof/>
-                <w:webHidden/>
-              </w:rPr>
-              <w:fldChar w:fldCharType="end"/>
-            </w:r>
-          </w:hyperlink>
-        </w:p>
-        <w:p>
-          <w:pPr>
-            <w:pStyle w:val="TOC1"/>
-            <w:tabs>
-              <w:tab w:val="right" w:leader="dot" w:pos="9638"/>
-            </w:tabs>
-            <w:rPr>
-              <w:rFonts w:asciiTheme="minorHAnsi" w:hAnsiTheme="minorHAnsi"/>
-              <w:noProof/>
-              <w:kern w:val="2"/>
-              <w:sz w:val="24"/>
-              <w:szCs w:val="24"/>
-              <w:lang w:val="en-CA" w:eastAsia="zh-CN"/>
-              <w14:ligatures w14:val="standardContextual"/>
-            </w:rPr>
-          </w:pPr>
-          <w:hyperlink w:anchor="_Toc224766081" w:history="1">
-            <w:r>
-              <w:rPr>
-                <w:rStyle w:val="aff9"/>
-                <w:rFonts w:ascii="Times New Roman" w:hAnsi="Times New Roman" w:cs="Times New Roman"/>
-                <w:noProof/>
-              </w:rPr>
-              <w:t>4. Design Obstacles and Solutions</w:t>
-            </w:r>
-            <w:r>
-              <w:rPr>
-                <w:noProof/>
-                <w:webHidden/>
-              </w:rPr>
-              <w:tab/>
-            </w:r>
-            <w:r>
-              <w:rPr>
-                <w:noProof/>
-                <w:webHidden/>
-              </w:rPr>
-              <w:fldChar w:fldCharType="begin"/>
-            </w:r>
-            <w:r>
-              <w:rPr>
-                <w:noProof/>
-                <w:webHidden/>
-              </w:rPr>
-              <w:instrText xml:space="preserve"> PAGEREF _Toc224766081 \h </w:instrText>
-            </w:r>
-            <w:r>
-              <w:rPr>
-                <w:noProof/>
-                <w:webHidden/>
-              </w:rPr>
-            </w:r>
-            <w:r>
-              <w:rPr>
-                <w:noProof/>
-                <w:webHidden/>
-              </w:rPr>
-              <w:fldChar w:fldCharType="separate"/>
-            </w:r>
-            <w:r>
-              <w:rPr>
-                <w:noProof/>
-                <w:webHidden/>
-              </w:rPr>
-              <w:t>4</w:t>
-            </w:r>
-            <w:r>
-              <w:rPr>
-                <w:noProof/>
-                <w:webHidden/>
-              </w:rPr>
-              <w:fldChar w:fldCharType="end"/>
-            </w:r>
-          </w:hyperlink>
-        </w:p>
-        <w:p>
-          <w:pPr>
-            <w:pStyle w:val="TOC1"/>
-            <w:tabs>
-              <w:tab w:val="right" w:leader="dot" w:pos="9638"/>
-            </w:tabs>
-            <w:rPr>
-              <w:rFonts w:asciiTheme="minorHAnsi" w:hAnsiTheme="minorHAnsi"/>
-              <w:noProof/>
-              <w:kern w:val="2"/>
-              <w:sz w:val="24"/>
-              <w:szCs w:val="24"/>
-              <w:lang w:val="en-CA" w:eastAsia="zh-CN"/>
-              <w14:ligatures w14:val="standardContextual"/>
-            </w:rPr>
-          </w:pPr>
-          <w:hyperlink w:anchor="_Toc224766082" w:history="1">
-            <w:r>
-              <w:rPr>
-                <w:rStyle w:val="aff9"/>
-                <w:rFonts w:ascii="Times New Roman" w:hAnsi="Times New Roman" w:cs="Times New Roman"/>
-                <w:noProof/>
-              </w:rPr>
-              <w:t>5. Conclusion</w:t>
-            </w:r>
-            <w:r>
-              <w:rPr>
-                <w:noProof/>
-                <w:webHidden/>
-              </w:rPr>
-              <w:tab/>
-            </w:r>
-            <w:r>
-              <w:rPr>
-                <w:noProof/>
-                <w:webHidden/>
-              </w:rPr>
-              <w:fldChar w:fldCharType="begin"/>
-            </w:r>
-            <w:r>
-              <w:rPr>
-                <w:noProof/>
-                <w:webHidden/>
-              </w:rPr>
-              <w:instrText xml:space="preserve"> PAGEREF _Toc224766082 \h </w:instrText>
-            </w:r>
-            <w:r>
-              <w:rPr>
-                <w:noProof/>
-                <w:webHidden/>
-              </w:rPr>
-            </w:r>
-            <w:r>
-              <w:rPr>
-                <w:noProof/>
-                <w:webHidden/>
-              </w:rPr>
-              <w:fldChar w:fldCharType="separate"/>
-            </w:r>
-            <w:r>
-              <w:rPr>
-                <w:noProof/>
-                <w:webHidden/>
-              </w:rPr>
-              <w:t>4</w:t>
-            </w:r>
-            <w:r>
-              <w:rPr>
-                <w:noProof/>
-                <w:webHidden/>
-              </w:rPr>
-              <w:fldChar w:fldCharType="end"/>
-            </w:r>
-          </w:hyperlink>
-        </w:p>
-        <w:p>
-          <w:pPr>
-            <w:pStyle w:val="TOC1"/>
-            <w:tabs>
-              <w:tab w:val="right" w:leader="dot" w:pos="9638"/>
-            </w:tabs>
-            <w:rPr>
-              <w:rFonts w:asciiTheme="minorHAnsi" w:hAnsiTheme="minorHAnsi"/>
-              <w:noProof/>
-              <w:kern w:val="2"/>
-              <w:sz w:val="24"/>
-              <w:szCs w:val="24"/>
-              <w:lang w:val="en-CA" w:eastAsia="zh-CN"/>
-              <w14:ligatures w14:val="standardContextual"/>
-            </w:rPr>
-          </w:pPr>
-          <w:hyperlink w:anchor="_Toc224766083" w:history="1">
-            <w:r>
-              <w:rPr>
-                <w:rStyle w:val="aff9"/>
-                <w:rFonts w:ascii="Times New Roman" w:hAnsi="Times New Roman" w:cs="Times New Roman"/>
-                <w:noProof/>
-              </w:rPr>
-              <w:t>6. Appendices</w:t>
-            </w:r>
-            <w:r>
-              <w:rPr>
-                <w:noProof/>
-                <w:webHidden/>
-              </w:rPr>
-              <w:tab/>
-            </w:r>
-            <w:r>
-              <w:rPr>
-                <w:noProof/>
-                <w:webHidden/>
-              </w:rPr>
-              <w:fldChar w:fldCharType="begin"/>
-            </w:r>
-            <w:r>
-              <w:rPr>
-                <w:noProof/>
-                <w:webHidden/>
-              </w:rPr>
-              <w:instrText xml:space="preserve"> PAGEREF _Toc224766083 \h </w:instrText>
-            </w:r>
-            <w:r>
-              <w:rPr>
-                <w:noProof/>
-                <w:webHidden/>
-              </w:rPr>
-            </w:r>
-            <w:r>
-              <w:rPr>
-                <w:noProof/>
-                <w:webHidden/>
-              </w:rPr>
-              <w:fldChar w:fldCharType="separate"/>
-            </w:r>
-            <w:r>
-              <w:rPr>
-                <w:noProof/>
-                <w:webHidden/>
-              </w:rPr>
-              <w:t>4</w:t>
+              <w:t>9</w:t>
             </w:r>
             <w:r>
               <w:rPr>
@@ -3348,14 +3423,14 @@
               <w14:ligatures w14:val="standardContextual"/>
             </w:rPr>
           </w:pPr>
-          <w:hyperlink w:anchor="_Toc224766084" w:history="1">
+          <w:hyperlink w:anchor="_Toc224766536" w:history="1">
             <w:r>
               <w:rPr>
                 <w:rStyle w:val="aff9"/>
                 <w:rFonts w:ascii="Times New Roman" w:hAnsi="Times New Roman" w:cs="Times New Roman"/>
                 <w:noProof/>
               </w:rPr>
-              <w:t>5.2 Lab Book (CEG 3156 Lab 2)</w:t>
+              <w:t>5.3 Lab Code Zip</w:t>
             </w:r>
             <w:r>
               <w:rPr>
@@ -3376,7 +3451,7 @@
                 <w:noProof/>
                 <w:webHidden/>
               </w:rPr>
-              <w:instrText xml:space="preserve"> PAGEREF _Toc224766084 \h </w:instrText>
+              <w:instrText xml:space="preserve"> PAGEREF _Toc224766536 \h </w:instrText>
             </w:r>
             <w:r>
               <w:rPr>
@@ -3396,7 +3471,7 @@
                 <w:noProof/>
                 <w:webHidden/>
               </w:rPr>
-              <w:t>4</w:t>
+              <w:t>9</w:t>
             </w:r>
             <w:r>
               <w:rPr>
@@ -3423,14 +3498,14 @@
               <w14:ligatures w14:val="standardContextual"/>
             </w:rPr>
           </w:pPr>
-          <w:hyperlink w:anchor="_Toc224766085" w:history="1">
+          <w:hyperlink w:anchor="_Toc224766537" w:history="1">
             <w:r>
               <w:rPr>
                 <w:rStyle w:val="aff9"/>
                 <w:rFonts w:ascii="Times New Roman" w:hAnsi="Times New Roman" w:cs="Times New Roman"/>
                 <w:noProof/>
               </w:rPr>
-              <w:t>5.3 Lab Code Zip</w:t>
+              <w:t>5.4 Graphs / Waveforms / Screenshots</w:t>
             </w:r>
             <w:r>
               <w:rPr>
@@ -3451,7 +3526,7 @@
                 <w:noProof/>
                 <w:webHidden/>
               </w:rPr>
-              <w:instrText xml:space="preserve"> PAGEREF _Toc224766085 \h </w:instrText>
+              <w:instrText xml:space="preserve"> PAGEREF _Toc224766537 \h </w:instrText>
             </w:r>
             <w:r>
               <w:rPr>
@@ -3471,7 +3546,7 @@
                 <w:noProof/>
                 <w:webHidden/>
               </w:rPr>
-              <w:t>4</w:t>
+              <w:t>9</w:t>
             </w:r>
             <w:r>
               <w:rPr>
@@ -3498,14 +3573,23 @@
               <w14:ligatures w14:val="standardContextual"/>
             </w:rPr>
           </w:pPr>
-          <w:hyperlink w:anchor="_Toc224766086" w:history="1">
+          <w:hyperlink w:anchor="_Toc224766538" w:history="1">
             <w:r>
               <w:rPr>
                 <w:rStyle w:val="aff9"/>
                 <w:rFonts w:ascii="Times New Roman" w:hAnsi="Times New Roman" w:cs="Times New Roman"/>
                 <w:noProof/>
               </w:rPr>
-              <w:t>5.4 Graphs / Waveforms / Screenshots</w:t>
+              <w:t>5.5 GitHub</w:t>
+            </w:r>
+            <w:r>
+              <w:rPr>
+                <w:rStyle w:val="aff9"/>
+                <w:rFonts w:ascii="Times New Roman" w:eastAsia="宋体" w:hAnsi="Times New Roman" w:cs="Times New Roman"/>
+                <w:noProof/>
+                <w:lang w:eastAsia="zh-CN"/>
+              </w:rPr>
+              <w:t xml:space="preserve"> https://github.com/xuanwu12345/ceg-3156-group-a0x-3.git</w:t>
             </w:r>
             <w:r>
               <w:rPr>
@@ -3526,7 +3610,7 @@
                 <w:noProof/>
                 <w:webHidden/>
               </w:rPr>
-              <w:instrText xml:space="preserve"> PAGEREF _Toc224766086 \h </w:instrText>
+              <w:instrText xml:space="preserve"> PAGEREF _Toc224766538 \h </w:instrText>
             </w:r>
             <w:r>
               <w:rPr>
@@ -3546,82 +3630,7 @@
                 <w:noProof/>
                 <w:webHidden/>
               </w:rPr>
-              <w:t>4</w:t>
-            </w:r>
-            <w:r>
-              <w:rPr>
-                <w:noProof/>
-                <w:webHidden/>
-              </w:rPr>
-              <w:fldChar w:fldCharType="end"/>
-            </w:r>
-          </w:hyperlink>
-        </w:p>
-        <w:p>
-          <w:pPr>
-            <w:pStyle w:val="TOC3"/>
-            <w:tabs>
-              <w:tab w:val="right" w:leader="dot" w:pos="9638"/>
-            </w:tabs>
-            <w:rPr>
-              <w:rFonts w:asciiTheme="minorHAnsi" w:hAnsiTheme="minorHAnsi"/>
-              <w:noProof/>
-              <w:kern w:val="2"/>
-              <w:sz w:val="24"/>
-              <w:szCs w:val="24"/>
-              <w:lang w:val="en-CA" w:eastAsia="zh-CN"/>
-              <w14:ligatures w14:val="standardContextual"/>
-            </w:rPr>
-          </w:pPr>
-          <w:hyperlink w:anchor="_Toc224766087" w:history="1">
-            <w:r>
-              <w:rPr>
-                <w:rStyle w:val="aff9"/>
-                <w:rFonts w:ascii="Times New Roman" w:hAnsi="Times New Roman" w:cs="Times New Roman"/>
-                <w:noProof/>
-              </w:rPr>
-              <w:t>5.5 GitHub</w:t>
-            </w:r>
-            <w:r>
-              <w:rPr>
-                <w:noProof/>
-                <w:webHidden/>
-              </w:rPr>
-              <w:tab/>
-            </w:r>
-            <w:r>
-              <w:rPr>
-                <w:noProof/>
-                <w:webHidden/>
-              </w:rPr>
-              <w:fldChar w:fldCharType="begin"/>
-            </w:r>
-            <w:r>
-              <w:rPr>
-                <w:noProof/>
-                <w:webHidden/>
-              </w:rPr>
-              <w:instrText xml:space="preserve"> PAGEREF _Toc224766087 \h </w:instrText>
-            </w:r>
-            <w:r>
-              <w:rPr>
-                <w:noProof/>
-                <w:webHidden/>
-              </w:rPr>
-            </w:r>
-            <w:r>
-              <w:rPr>
-                <w:noProof/>
-                <w:webHidden/>
-              </w:rPr>
-              <w:fldChar w:fldCharType="separate"/>
-            </w:r>
-            <w:r>
-              <w:rPr>
-                <w:noProof/>
-                <w:webHidden/>
-              </w:rPr>
-              <w:t>7</w:t>
+              <w:t>12</w:t>
             </w:r>
             <w:r>
               <w:rPr>
@@ -3672,7 +3681,7 @@
         <w:ind w:left="1077"/>
         <w:jc w:val="center"/>
         <w:rPr>
-          <w:rFonts w:ascii="Arial" w:eastAsia="宋体" w:hAnsi="Arial" w:cs="Times New Roman" w:hint="eastAsia"/>
+          <w:rFonts w:ascii="Arial" w:eastAsia="宋体" w:hAnsi="Arial" w:cs="Times New Roman"/>
           <w:lang w:eastAsia="zh-CN"/>
         </w:rPr>
       </w:pPr>
@@ -3704,7 +3713,7 @@
           <w:color w:val="auto"/>
         </w:rPr>
       </w:pPr>
-      <w:bookmarkStart w:id="1" w:name="_Toc224766052"/>
+      <w:bookmarkStart w:id="1" w:name="_Toc224766503"/>
       <w:r>
         <w:rPr>
           <w:rFonts w:ascii="Times New Roman" w:hAnsi="Times New Roman" w:cs="Times New Roman"/>
@@ -3722,7 +3731,7 @@
           <w:rFonts w:ascii="Times New Roman" w:hAnsi="Times New Roman" w:cs="Times New Roman"/>
         </w:rPr>
       </w:pPr>
-      <w:bookmarkStart w:id="2" w:name="_Toc224766053"/>
+      <w:bookmarkStart w:id="2" w:name="_Toc224766504"/>
       <w:r>
         <w:rPr>
           <w:rFonts w:ascii="Times New Roman" w:hAnsi="Times New Roman" w:cs="Times New Roman"/>
@@ -3767,7 +3776,7 @@
           <w:rFonts w:ascii="Times New Roman" w:hAnsi="Times New Roman" w:cs="Times New Roman"/>
         </w:rPr>
       </w:pPr>
-      <w:bookmarkStart w:id="3" w:name="_Toc224766054"/>
+      <w:bookmarkStart w:id="3" w:name="_Toc224766505"/>
       <w:r>
         <w:rPr>
           <w:rFonts w:ascii="Times New Roman" w:hAnsi="Times New Roman" w:cs="Times New Roman"/>
@@ -3784,7 +3793,7 @@
           <w:rFonts w:ascii="Times New Roman" w:hAnsi="Times New Roman" w:cs="Times New Roman"/>
         </w:rPr>
       </w:pPr>
-      <w:bookmarkStart w:id="4" w:name="_Toc224766055"/>
+      <w:bookmarkStart w:id="4" w:name="_Toc224766506"/>
       <w:r>
         <w:rPr>
           <w:rFonts w:ascii="Times New Roman" w:hAnsi="Times New Roman" w:cs="Times New Roman"/>
@@ -3815,7 +3824,7 @@
           <w:rFonts w:ascii="Times New Roman" w:hAnsi="Times New Roman" w:cs="Times New Roman"/>
         </w:rPr>
       </w:pPr>
-      <w:bookmarkStart w:id="5" w:name="_Toc224766056"/>
+      <w:bookmarkStart w:id="5" w:name="_Toc224766507"/>
       <w:r>
         <w:rPr>
           <w:rFonts w:ascii="Times New Roman" w:hAnsi="Times New Roman" w:cs="Times New Roman"/>
@@ -3835,7 +3844,14 @@
         <w:rPr>
           <w:rFonts w:ascii="Times New Roman" w:hAnsi="Times New Roman" w:cs="Times New Roman"/>
         </w:rPr>
-        <w:t>The implemented processor supports the core instruction groups required by the laboratory: load word (lw), store word (sw), arithmetic/logic R-type instructions, branch equal (beq), and jump (j). In the submitted design files, the control unit also decodes branch not equal (bne), which allows the datapath to use the same comparison path as beq while changing the branch condition.</w:t>
+        <w:t xml:space="preserve">The implemented processor supports the core instruction groups required by the laboratory: load word (lw), store word (sw), arithmetic/logic R-type instructions, branch equal (beq), and jump (j). In the submitted </w:t>
+      </w:r>
+      <w:r>
+        <w:rPr>
+          <w:rFonts w:ascii="Times New Roman" w:hAnsi="Times New Roman" w:cs="Times New Roman"/>
+        </w:rPr>
+        <w:lastRenderedPageBreak/>
+        <w:t>design files, the control unit also decodes branch not equal (bne), which allows the datapath to use the same comparison path as beq while changing the branch condition.</w:t>
       </w:r>
     </w:p>
     <w:p>
@@ -3846,7 +3862,7 @@
           <w:rFonts w:ascii="Times New Roman" w:hAnsi="Times New Roman" w:cs="Times New Roman"/>
         </w:rPr>
       </w:pPr>
-      <w:bookmarkStart w:id="6" w:name="_Toc224766057"/>
+      <w:bookmarkStart w:id="6" w:name="_Toc224766508"/>
       <w:r>
         <w:rPr>
           <w:rFonts w:ascii="Times New Roman" w:hAnsi="Times New Roman" w:cs="Times New Roman"/>
@@ -3877,7 +3893,7 @@
           <w:rFonts w:ascii="Times New Roman" w:hAnsi="Times New Roman" w:cs="Times New Roman"/>
         </w:rPr>
       </w:pPr>
-      <w:bookmarkStart w:id="7" w:name="_Toc224766058"/>
+      <w:bookmarkStart w:id="7" w:name="_Toc224766509"/>
       <w:r>
         <w:rPr>
           <w:rFonts w:ascii="Times New Roman" w:hAnsi="Times New Roman" w:cs="Times New Roman"/>
@@ -3909,7 +3925,7 @@
           <w:color w:val="auto"/>
         </w:rPr>
       </w:pPr>
-      <w:bookmarkStart w:id="8" w:name="_Toc224766059"/>
+      <w:bookmarkStart w:id="8" w:name="_Toc224766510"/>
       <w:r>
         <w:rPr>
           <w:rFonts w:ascii="Times New Roman" w:hAnsi="Times New Roman" w:cs="Times New Roman"/>
@@ -3927,7 +3943,7 @@
           <w:rFonts w:ascii="Times New Roman" w:hAnsi="Times New Roman" w:cs="Times New Roman"/>
         </w:rPr>
       </w:pPr>
-      <w:bookmarkStart w:id="9" w:name="_Toc224766060"/>
+      <w:bookmarkStart w:id="9" w:name="_Toc224766511"/>
       <w:r>
         <w:rPr>
           <w:rFonts w:ascii="Times New Roman" w:hAnsi="Times New Roman" w:cs="Times New Roman"/>
@@ -3958,7 +3974,7 @@
           <w:rFonts w:ascii="Times New Roman" w:hAnsi="Times New Roman" w:cs="Times New Roman"/>
         </w:rPr>
       </w:pPr>
-      <w:bookmarkStart w:id="10" w:name="_Toc224766061"/>
+      <w:bookmarkStart w:id="10" w:name="_Toc224766512"/>
       <w:r>
         <w:rPr>
           <w:rFonts w:ascii="Times New Roman" w:hAnsi="Times New Roman" w:cs="Times New Roman"/>
@@ -4031,7 +4047,7 @@
         <w:pStyle w:val="CaptionCustom"/>
         <w:jc w:val="center"/>
         <w:rPr>
-          <w:rFonts w:ascii="Times New Roman" w:eastAsia="宋体" w:hAnsi="Times New Roman" w:cs="Times New Roman" w:hint="eastAsia"/>
+          <w:rFonts w:ascii="Times New Roman" w:eastAsia="宋体" w:hAnsi="Times New Roman" w:cs="Times New Roman"/>
           <w:lang w:eastAsia="zh-CN"/>
         </w:rPr>
       </w:pPr>
@@ -4050,11 +4066,12 @@
           <w:rFonts w:ascii="Times New Roman" w:hAnsi="Times New Roman" w:cs="Times New Roman"/>
         </w:rPr>
       </w:pPr>
-      <w:bookmarkStart w:id="11" w:name="_Toc224766062"/>
+      <w:bookmarkStart w:id="11" w:name="_Toc224766513"/>
       <w:r>
         <w:rPr>
           <w:rFonts w:ascii="Times New Roman" w:hAnsi="Times New Roman" w:cs="Times New Roman"/>
         </w:rPr>
+        <w:lastRenderedPageBreak/>
         <w:t>2.3 Main datapath implementation</w:t>
       </w:r>
       <w:bookmarkEnd w:id="11"/>
@@ -4067,7 +4084,7 @@
           <w:rFonts w:ascii="Times New Roman" w:hAnsi="Times New Roman" w:cs="Times New Roman"/>
         </w:rPr>
       </w:pPr>
-      <w:bookmarkStart w:id="12" w:name="_Toc224766063"/>
+      <w:bookmarkStart w:id="12" w:name="_Toc224766514"/>
       <w:r>
         <w:rPr>
           <w:rFonts w:ascii="Times New Roman" w:hAnsi="Times New Roman" w:cs="Times New Roman"/>
@@ -4098,7 +4115,7 @@
           <w:rFonts w:ascii="Times New Roman" w:hAnsi="Times New Roman" w:cs="Times New Roman"/>
         </w:rPr>
       </w:pPr>
-      <w:bookmarkStart w:id="13" w:name="_Toc224766064"/>
+      <w:bookmarkStart w:id="13" w:name="_Toc224766515"/>
       <w:r>
         <w:rPr>
           <w:rFonts w:ascii="Times New Roman" w:hAnsi="Times New Roman" w:cs="Times New Roman"/>
@@ -4129,7 +4146,7 @@
           <w:rFonts w:ascii="Times New Roman" w:hAnsi="Times New Roman" w:cs="Times New Roman"/>
         </w:rPr>
       </w:pPr>
-      <w:bookmarkStart w:id="14" w:name="_Toc224766065"/>
+      <w:bookmarkStart w:id="14" w:name="_Toc224766516"/>
       <w:r>
         <w:rPr>
           <w:rFonts w:ascii="Times New Roman" w:hAnsi="Times New Roman" w:cs="Times New Roman"/>
@@ -4160,7 +4177,7 @@
           <w:rFonts w:ascii="Times New Roman" w:hAnsi="Times New Roman" w:cs="Times New Roman"/>
         </w:rPr>
       </w:pPr>
-      <w:bookmarkStart w:id="15" w:name="_Toc224766066"/>
+      <w:bookmarkStart w:id="15" w:name="_Toc224766517"/>
       <w:r>
         <w:rPr>
           <w:rFonts w:ascii="Times New Roman" w:hAnsi="Times New Roman" w:cs="Times New Roman"/>
@@ -4266,7 +4283,7 @@
           <w:rFonts w:ascii="Times New Roman" w:hAnsi="Times New Roman" w:cs="Times New Roman"/>
         </w:rPr>
       </w:pPr>
-      <w:bookmarkStart w:id="16" w:name="_Toc224766067"/>
+      <w:bookmarkStart w:id="16" w:name="_Toc224766518"/>
       <w:r>
         <w:rPr>
           <w:rFonts w:ascii="Times New Roman" w:hAnsi="Times New Roman" w:cs="Times New Roman"/>
@@ -4297,7 +4314,7 @@
           <w:rFonts w:ascii="Times New Roman" w:hAnsi="Times New Roman" w:cs="Times New Roman"/>
         </w:rPr>
       </w:pPr>
-      <w:bookmarkStart w:id="17" w:name="_Toc224766068"/>
+      <w:bookmarkStart w:id="17" w:name="_Toc224766519"/>
       <w:r>
         <w:rPr>
           <w:rFonts w:ascii="Times New Roman" w:hAnsi="Times New Roman" w:cs="Times New Roman"/>
@@ -4328,11 +4345,12 @@
           <w:rFonts w:ascii="Times New Roman" w:hAnsi="Times New Roman" w:cs="Times New Roman"/>
         </w:rPr>
       </w:pPr>
-      <w:bookmarkStart w:id="18" w:name="_Toc224766069"/>
+      <w:bookmarkStart w:id="18" w:name="_Toc224766520"/>
       <w:r>
         <w:rPr>
           <w:rFonts w:ascii="Times New Roman" w:hAnsi="Times New Roman" w:cs="Times New Roman"/>
         </w:rPr>
+        <w:lastRenderedPageBreak/>
         <w:t>2.3.7 Output monitoring logic</w:t>
       </w:r>
       <w:bookmarkEnd w:id="18"/>
@@ -4359,7 +4377,7 @@
           <w:rFonts w:ascii="Times New Roman" w:hAnsi="Times New Roman" w:cs="Times New Roman"/>
         </w:rPr>
       </w:pPr>
-      <w:bookmarkStart w:id="19" w:name="_Toc224766070"/>
+      <w:bookmarkStart w:id="19" w:name="_Toc224766521"/>
       <w:r>
         <w:rPr>
           <w:rFonts w:ascii="Times New Roman" w:hAnsi="Times New Roman" w:cs="Times New Roman"/>
@@ -6181,7 +6199,7 @@
           <w:rFonts w:ascii="Times New Roman" w:hAnsi="Times New Roman" w:cs="Times New Roman"/>
         </w:rPr>
       </w:pPr>
-      <w:bookmarkStart w:id="20" w:name="_Toc224766071"/>
+      <w:bookmarkStart w:id="20" w:name="_Toc224766522"/>
       <w:r>
         <w:rPr>
           <w:rFonts w:ascii="Times New Roman" w:hAnsi="Times New Roman" w:cs="Times New Roman"/>
@@ -6212,11 +6230,12 @@
           <w:rFonts w:ascii="Times New Roman" w:hAnsi="Times New Roman" w:cs="Times New Roman"/>
         </w:rPr>
       </w:pPr>
-      <w:bookmarkStart w:id="21" w:name="_Toc224766072"/>
+      <w:bookmarkStart w:id="21" w:name="_Toc224766523"/>
       <w:r>
         <w:rPr>
           <w:rFonts w:ascii="Times New Roman" w:hAnsi="Times New Roman" w:cs="Times New Roman"/>
         </w:rPr>
+        <w:lastRenderedPageBreak/>
         <w:t>2.6 Benchmark program and memory initialization</w:t>
       </w:r>
       <w:bookmarkEnd w:id="21"/>
@@ -6631,7 +6650,7 @@
           <w:color w:val="auto"/>
         </w:rPr>
       </w:pPr>
-      <w:bookmarkStart w:id="22" w:name="_Toc224766073"/>
+      <w:bookmarkStart w:id="22" w:name="_Toc224766524"/>
       <w:r>
         <w:rPr>
           <w:rFonts w:ascii="Times New Roman" w:hAnsi="Times New Roman" w:cs="Times New Roman"/>
@@ -6649,7 +6668,7 @@
           <w:rFonts w:ascii="Times New Roman" w:hAnsi="Times New Roman" w:cs="Times New Roman"/>
         </w:rPr>
       </w:pPr>
-      <w:bookmarkStart w:id="23" w:name="_Toc224766074"/>
+      <w:bookmarkStart w:id="23" w:name="_Toc224766525"/>
       <w:r>
         <w:rPr>
           <w:rFonts w:ascii="Times New Roman" w:hAnsi="Times New Roman" w:cs="Times New Roman"/>
@@ -6782,7 +6801,6 @@
     <w:p>
       <w:pPr>
         <w:rPr>
-          <w:rFonts w:hint="eastAsia"/>
           <w:lang w:eastAsia="zh-CN"/>
         </w:rPr>
       </w:pPr>
@@ -6853,43 +6871,27 @@
           <w:szCs w:val="19"/>
           <w:lang w:eastAsia="zh-CN"/>
         </w:rPr>
-        <w:t xml:space="preserve">Figure 6. Overall processor timing waveform showing instruction execution, control signals, and </w:t>
-      </w:r>
-      <w:r>
-        <w:rPr>
-          <w:color w:val="808080" w:themeColor="background1" w:themeShade="80"/>
-          <w:sz w:val="19"/>
-          <w:szCs w:val="19"/>
-          <w:lang w:eastAsia="zh-CN"/>
-        </w:rPr>
-        <w:t>data path</w:t>
-      </w:r>
-      <w:r>
-        <w:rPr>
-          <w:color w:val="808080" w:themeColor="background1" w:themeShade="80"/>
-          <w:sz w:val="19"/>
-          <w:szCs w:val="19"/>
-          <w:lang w:eastAsia="zh-CN"/>
-        </w:rPr>
-        <w:t xml:space="preserve"> outputs</w:t>
+        <w:t>Figure 6. Overall processor timing waveform showing instruction execution, control signals, and data path outputs</w:t>
       </w:r>
     </w:p>
     <w:p>
       <w:pPr>
         <w:pStyle w:val="CustomHeading3"/>
         <w:spacing w:after="120"/>
+        <w:outlineLvl w:val="1"/>
         <w:rPr>
           <w:rFonts w:ascii="Times New Roman" w:eastAsia="宋体" w:hAnsi="Times New Roman" w:cs="Times New Roman"/>
           <w:color w:val="auto"/>
           <w:lang w:val="en-CA" w:eastAsia="zh-CN"/>
         </w:rPr>
       </w:pPr>
-      <w:bookmarkStart w:id="24" w:name="_Toc224766075"/>
+      <w:bookmarkStart w:id="24" w:name="_Toc224766526"/>
       <w:r>
         <w:rPr>
           <w:rFonts w:ascii="Times New Roman" w:hAnsi="Times New Roman" w:cs="Times New Roman"/>
           <w:color w:val="auto"/>
         </w:rPr>
+        <w:lastRenderedPageBreak/>
         <w:t>3.1.1</w:t>
       </w:r>
       <w:r>
@@ -6982,13 +6984,12 @@
         </w:rPr>
       </w:pPr>
       <w:bookmarkStart w:id="25" w:name="r-type-instructions"/>
-      <w:bookmarkStart w:id="26" w:name="_Toc224766076"/>
+      <w:bookmarkStart w:id="26" w:name="_Toc224766527"/>
       <w:r>
         <w:rPr>
           <w:rFonts w:ascii="Times New Roman" w:hAnsi="Times New Roman" w:cs="Times New Roman"/>
           <w:color w:val="auto"/>
         </w:rPr>
-        <w:lastRenderedPageBreak/>
         <w:t>3.1.2 R-Type Instructions</w:t>
       </w:r>
       <w:bookmarkEnd w:id="26"/>
@@ -7058,7 +7059,7 @@
         </w:rPr>
       </w:pPr>
       <w:bookmarkStart w:id="27" w:name="jump-and-branch-instructions"/>
-      <w:bookmarkStart w:id="28" w:name="_Toc224766077"/>
+      <w:bookmarkStart w:id="28" w:name="_Toc224766528"/>
       <w:bookmarkEnd w:id="25"/>
       <w:r>
         <w:rPr>
@@ -7121,7 +7122,7 @@
         </w:rPr>
       </w:pPr>
       <w:bookmarkStart w:id="29" w:name="timing-discussion"/>
-      <w:bookmarkStart w:id="30" w:name="_Toc224766078"/>
+      <w:bookmarkStart w:id="30" w:name="_Toc224766529"/>
       <w:r>
         <w:rPr>
           <w:rFonts w:ascii="Times New Roman" w:hAnsi="Times New Roman" w:cs="Times New Roman"/>
@@ -7154,7 +7155,7 @@
         </w:rPr>
       </w:pPr>
       <w:bookmarkStart w:id="31" w:name="maximum-clock-frequency"/>
-      <w:bookmarkStart w:id="32" w:name="_Toc224766079"/>
+      <w:bookmarkStart w:id="32" w:name="_Toc224766530"/>
       <w:bookmarkEnd w:id="29"/>
       <w:r>
         <w:rPr>
@@ -7201,7 +7202,7 @@
         </w:rPr>
       </w:pPr>
       <w:bookmarkStart w:id="33" w:name="cpu-execution-time"/>
-      <w:bookmarkStart w:id="34" w:name="_Toc224766080"/>
+      <w:bookmarkStart w:id="34" w:name="_Toc224766531"/>
       <w:bookmarkEnd w:id="31"/>
       <w:r>
         <w:rPr>
@@ -7296,7 +7297,7 @@
       <w:pPr>
         <w:pStyle w:val="af"/>
         <w:rPr>
-          <w:rFonts w:ascii="Times New Roman" w:eastAsia="宋体" w:hAnsi="Times New Roman" w:cs="Times New Roman" w:hint="eastAsia"/>
+          <w:rFonts w:ascii="Times New Roman" w:eastAsia="宋体" w:hAnsi="Times New Roman" w:cs="Times New Roman"/>
           <w:b/>
           <w:lang w:eastAsia="zh-CN"/>
         </w:rPr>
@@ -7306,7 +7307,7 @@
     <w:p>
       <w:pPr>
         <w:rPr>
-          <w:rFonts w:ascii="Times New Roman" w:eastAsia="宋体" w:hAnsi="Times New Roman" w:cs="Times New Roman" w:hint="eastAsia"/>
+          <w:rFonts w:ascii="Times New Roman" w:eastAsia="宋体" w:hAnsi="Times New Roman" w:cs="Times New Roman"/>
           <w:b/>
           <w:lang w:eastAsia="zh-CN"/>
         </w:rPr>
@@ -7321,7 +7322,7 @@
           <w:color w:val="auto"/>
         </w:rPr>
       </w:pPr>
-      <w:bookmarkStart w:id="35" w:name="_Toc224766081"/>
+      <w:bookmarkStart w:id="35" w:name="_Toc224766532"/>
       <w:r>
         <w:rPr>
           <w:rFonts w:ascii="Times New Roman" w:hAnsi="Times New Roman" w:cs="Times New Roman"/>
@@ -7358,19 +7359,7 @@
         <w:rPr>
           <w:rFonts w:ascii="Times New Roman" w:hAnsi="Times New Roman" w:cs="Times New Roman"/>
         </w:rPr>
-        <w:t xml:space="preserve"> one single-cycle </w:t>
-      </w:r>
-      <w:r>
-        <w:rPr>
-          <w:rFonts w:ascii="Times New Roman" w:hAnsi="Times New Roman" w:cs="Times New Roman"/>
-        </w:rPr>
-        <w:t>data path</w:t>
-      </w:r>
-      <w:r>
-        <w:rPr>
-          <w:rFonts w:ascii="Times New Roman" w:hAnsi="Times New Roman" w:cs="Times New Roman"/>
-        </w:rPr>
-        <w:t>. Another challenge was verifying the control signals for different instruction types. Branch and jump instructions were also more difficult because they required correct PC update logic. These issues were solved by checking the waveform simulation and debugging the signal connections step by step.</w:t>
+        <w:t xml:space="preserve"> one single-cycle data path. Another challenge was verifying the control signals for different instruction types. Branch and jump instructions were also more difficult because they required correct PC update logic. These issues were solved by checking the waveform simulation and debugging the signal connections step by step.</w:t>
       </w:r>
     </w:p>
     <w:p>
@@ -7382,12 +7371,13 @@
           <w:color w:val="auto"/>
         </w:rPr>
       </w:pPr>
-      <w:bookmarkStart w:id="36" w:name="_Toc224766082"/>
+      <w:bookmarkStart w:id="36" w:name="_Toc224766533"/>
       <w:r>
         <w:rPr>
           <w:rFonts w:ascii="Times New Roman" w:hAnsi="Times New Roman" w:cs="Times New Roman"/>
           <w:color w:val="auto"/>
         </w:rPr>
+        <w:lastRenderedPageBreak/>
         <w:t>5. Conclusion</w:t>
       </w:r>
       <w:bookmarkEnd w:id="36"/>
@@ -7403,19 +7393,7 @@
         <w:rPr>
           <w:rFonts w:ascii="Times New Roman" w:hAnsi="Times New Roman" w:cs="Times New Roman"/>
         </w:rPr>
-        <w:t xml:space="preserve">In this lab, we successfully designed and verified a single-cycle RISC processor in VHDL. The processor correctly supports memory, arithmetic, logic, branch, and jump instructions. The waveform results confirm that both the </w:t>
-      </w:r>
-      <w:r>
-        <w:rPr>
-          <w:rFonts w:ascii="Times New Roman" w:hAnsi="Times New Roman" w:cs="Times New Roman"/>
-        </w:rPr>
-        <w:t>data path</w:t>
-      </w:r>
-      <w:r>
-        <w:rPr>
-          <w:rFonts w:ascii="Times New Roman" w:hAnsi="Times New Roman" w:cs="Times New Roman"/>
-        </w:rPr>
-        <w:t xml:space="preserve"> and control unit work properly. Overall, this lab helped us better understand processor design, instruction execution, and control signal generation.</w:t>
+        <w:t>In this lab, we successfully designed and verified a single-cycle RISC processor in VHDL. The processor correctly supports memory, arithmetic, logic, branch, and jump instructions. The waveform results confirm that both the data path and control unit work properly. Overall, this lab helped us better understand processor design, instruction execution, and control signal generation.</w:t>
       </w:r>
     </w:p>
     <w:p>
@@ -7426,7 +7404,7 @@
           <w:color w:val="auto"/>
         </w:rPr>
       </w:pPr>
-      <w:bookmarkStart w:id="37" w:name="_Toc224766083"/>
+      <w:bookmarkStart w:id="37" w:name="_Toc224766534"/>
       <w:r>
         <w:rPr>
           <w:rFonts w:ascii="Times New Roman" w:hAnsi="Times New Roman" w:cs="Times New Roman"/>
@@ -7456,7 +7434,7 @@
       </w:pPr>
       <w:bookmarkStart w:id="40" w:name="_Toc224679081"/>
       <w:bookmarkStart w:id="41" w:name="lab-book-ceg-3156-lab-2"/>
-      <w:bookmarkStart w:id="42" w:name="_Toc224766084"/>
+      <w:bookmarkStart w:id="42" w:name="_Toc224766535"/>
       <w:r>
         <w:rPr>
           <w:rFonts w:ascii="Times New Roman" w:hAnsi="Times New Roman" w:cs="Times New Roman"/>
@@ -7477,7 +7455,7 @@
       </w:pPr>
       <w:bookmarkStart w:id="43" w:name="_Toc224679082"/>
       <w:bookmarkStart w:id="44" w:name="lab-code-zip"/>
-      <w:bookmarkStart w:id="45" w:name="_Toc224766085"/>
+      <w:bookmarkStart w:id="45" w:name="_Toc224766536"/>
       <w:bookmarkEnd w:id="41"/>
       <w:r>
         <w:rPr>
@@ -7514,7 +7492,7 @@
       </w:pPr>
       <w:bookmarkStart w:id="46" w:name="_Toc224679083"/>
       <w:bookmarkStart w:id="47" w:name="graphs-waveforms-screenshots"/>
-      <w:bookmarkStart w:id="48" w:name="_Toc224766086"/>
+      <w:bookmarkStart w:id="48" w:name="_Toc224766537"/>
       <w:bookmarkEnd w:id="44"/>
       <w:r>
         <w:rPr>
@@ -7868,7 +7846,7 @@
     <w:p>
       <w:pPr>
         <w:rPr>
-          <w:rFonts w:ascii="Times New Roman" w:eastAsia="宋体" w:hAnsi="Times New Roman" w:cs="Times New Roman" w:hint="eastAsia"/>
+          <w:rFonts w:ascii="Times New Roman" w:eastAsia="宋体" w:hAnsi="Times New Roman" w:cs="Times New Roman"/>
           <w:lang w:eastAsia="zh-CN"/>
         </w:rPr>
       </w:pPr>
@@ -7883,7 +7861,7 @@
       </w:pPr>
       <w:bookmarkStart w:id="49" w:name="_Toc224679084"/>
       <w:bookmarkStart w:id="50" w:name="github"/>
-      <w:bookmarkStart w:id="51" w:name="_Toc224766087"/>
+      <w:bookmarkStart w:id="51" w:name="_Toc224766538"/>
       <w:bookmarkEnd w:id="47"/>
       <w:r>
         <w:rPr>
@@ -7892,25 +7870,37 @@
         </w:rPr>
         <w:t>5.5 GitHub</w:t>
       </w:r>
+      <w:bookmarkEnd w:id="39"/>
       <w:bookmarkEnd w:id="49"/>
-      <w:bookmarkEnd w:id="51"/>
+      <w:bookmarkEnd w:id="50"/>
+      <w:r>
+        <w:rPr>
+          <w:rFonts w:ascii="Times New Roman" w:eastAsia="宋体" w:hAnsi="Times New Roman" w:cs="Times New Roman"/>
+          <w:lang w:eastAsia="zh-CN"/>
+        </w:rPr>
+        <w:br/>
+      </w:r>
+      <w:hyperlink r:id="rId15" w:history="1">
+        <w:r>
+          <w:rPr>
+            <w:rStyle w:val="aff9"/>
+            <w:rFonts w:ascii="Times New Roman" w:eastAsia="宋体" w:hAnsi="Times New Roman" w:cs="Times New Roman"/>
+            <w:lang w:eastAsia="zh-CN"/>
+          </w:rPr>
+          <w:t>https://github.com/xuanwu12345/ceg-3156-group-a0x-3.git</w:t>
+        </w:r>
+        <w:bookmarkEnd w:id="51"/>
+      </w:hyperlink>
     </w:p>
-    <w:bookmarkEnd w:id="39"/>
-    <w:bookmarkEnd w:id="50"/>
     <w:p>
       <w:pPr>
         <w:pStyle w:val="af"/>
         <w:ind w:left="357" w:firstLine="720"/>
         <w:rPr>
-          <w:rFonts w:ascii="Times New Roman" w:hAnsi="Times New Roman" w:cs="Times New Roman"/>
+          <w:rFonts w:ascii="Times New Roman" w:eastAsia="宋体" w:hAnsi="Times New Roman" w:cs="Times New Roman"/>
+          <w:lang w:eastAsia="zh-CN"/>
         </w:rPr>
       </w:pPr>
-      <w:r>
-        <w:rPr>
-          <w:rFonts w:ascii="Times New Roman" w:hAnsi="Times New Roman" w:cs="Times New Roman"/>
-        </w:rPr>
-        <w:t>https://github.com/xuanwu12345/ceg-3156-group-a0x-3.git</w:t>
-      </w:r>
     </w:p>
     <w:p>
       <w:pPr>
@@ -7933,8 +7923,8 @@
       </w:pPr>
     </w:p>
     <w:sectPr>
-      <w:headerReference w:type="default" r:id="rId15"/>
-      <w:footerReference w:type="default" r:id="rId16"/>
+      <w:headerReference w:type="default" r:id="rId16"/>
+      <w:footerReference w:type="default" r:id="rId17"/>
       <w:pgSz w:w="12240" w:h="15840"/>
       <w:pgMar w:top="1152" w:right="1296" w:bottom="1008" w:left="1296" w:header="504" w:footer="504" w:gutter="0"/>
       <w:cols w:space="720"/>
@@ -7976,7 +7966,7 @@
       <w:pStyle w:val="SmallText"/>
       <w:jc w:val="center"/>
       <w:rPr>
-        <w:rFonts w:eastAsia="宋体" w:hint="eastAsia"/>
+        <w:rFonts w:eastAsia="宋体"/>
         <w:lang w:eastAsia="zh-CN"/>
       </w:rPr>
     </w:pPr>
@@ -8829,6 +8819,7 @@
   <w:style w:type="character" w:default="1" w:styleId="a2">
     <w:name w:val="Default Paragraph Font"/>
     <w:uiPriority w:val="1"/>
+    <w:semiHidden/>
     <w:unhideWhenUsed/>
   </w:style>
   <w:style w:type="table" w:default="1" w:styleId="a3">
@@ -19783,6 +19774,18 @@
       <w:rFonts w:ascii="Consolas" w:hAnsi="Consolas"/>
     </w:rPr>
   </w:style>
+  <w:style w:type="character" w:styleId="affa">
+    <w:name w:val="Unresolved Mention"/>
+    <w:basedOn w:val="a2"/>
+    <w:uiPriority w:val="99"/>
+    <w:semiHidden/>
+    <w:unhideWhenUsed/>
+    <w:rsid w:val="006533FF"/>
+    <w:rPr>
+      <w:color w:val="605E5C"/>
+      <w:shd w:val="clear" w:color="auto" w:fill="E1DFDD"/>
+    </w:rPr>
+  </w:style>
 </w:styles>
 </file>
 
@@ -19949,8 +19952,10 @@
   </w:compat>
   <w:rsids>
     <w:rsidRoot w:val="00C30494"/>
-    <w:rsid w:val="004E699B"/>
+    <w:rsid w:val="003B655F"/>
     <w:rsid w:val="008016DF"/>
+    <w:rsid w:val="00884C42"/>
+    <w:rsid w:val="00A310F9"/>
     <w:rsid w:val="00C30494"/>
   </w:rsids>
   <m:mathPr>
@@ -20412,14 +20417,6 @@
       <w:color w:val="808080"/>
     </w:rPr>
   </w:style>
-  <w:style w:type="paragraph" w:customStyle="1" w:styleId="9AE05D546AB54AFCBFD96C2D31662053">
-    <w:name w:val="9AE05D546AB54AFCBFD96C2D31662053"/>
-    <w:rsid w:val="00C30494"/>
-  </w:style>
-  <w:style w:type="paragraph" w:customStyle="1" w:styleId="27FC4EEC3411477DBB7F879116EFFC08">
-    <w:name w:val="27FC4EEC3411477DBB7F879116EFFC08"/>
-    <w:rsid w:val="00C30494"/>
-  </w:style>
   <w:style w:type="paragraph" w:customStyle="1" w:styleId="3FD8682A6F304E7E90BD47FC207125DF">
     <w:name w:val="3FD8682A6F304E7E90BD47FC207125DF"/>
     <w:rsid w:val="00C30494"/>
